--- a/Engineering-Mathematics/Modul-Word/Modul-2-PD-Variabel-Terpisah.docx
+++ b/Engineering-Mathematics/Modul-Word/Modul-2-PD-Variabel-Terpisah.docx
@@ -8785,9 +8785,11 @@
     <w:sectPr>
       <w:headerReference w:type="default" r:id="rId15"/>
       <w:footerReference w:type="default" r:id="rId16"/>
+      <w:footerReference w:type="first" r:id="rId29"/>
       <w:pgSz w:w="11906" w:h="16838" w:code="9"/>
       <w:pgMar w:top="1701" w:right="1418" w:bottom="1418" w:left="1701" w:header="709" w:footer="709" w:gutter="0"/>
       <w:cols w:space="708"/>
+      <w:titlePg/>
       <w:docGrid w:linePitch="360"/>
     </w:sectPr>
   </w:body>
@@ -9342,6 +9344,16 @@
         </mc:Fallback>
       </mc:AlternateContent>
     </w:r>
+  </w:p>
+</w:ftr>
+</file>
+
+<file path=word/footer2.xml><?xml version="1.0" encoding="utf-8"?>
+<w:ftr xmlns:m="http://schemas.openxmlformats.org/officeDocument/2006/math" xmlns:mc="http://schemas.openxmlformats.org/markup-compatibility/2006" xmlns:mo="http://schemas.microsoft.com/office/mac/office/2008/main" xmlns:mv="urn:schemas-microsoft-com:mac:vml" xmlns:o="urn:schemas-microsoft-com:office:office" xmlns:r="http://schemas.openxmlformats.org/officeDocument/2006/relationships" xmlns:v="urn:schemas-microsoft-com:vml" xmlns:w10="urn:schemas-microsoft-com:office:word" xmlns:w14="http://schemas.microsoft.com/office/word/2010/wordml" xmlns:w="http://schemas.openxmlformats.org/wordprocessingml/2006/main" xmlns:wne="http://schemas.microsoft.com/office/word/2006/wordml" xmlns:wp14="http://schemas.microsoft.com/office/word/2010/wordprocessingDrawing" xmlns:wp="http://schemas.openxmlformats.org/drawingml/2006/wordprocessingDrawing" xmlns:wpc="http://schemas.microsoft.com/office/word/2010/wordprocessingCanvas" xmlns:wpg="http://schemas.microsoft.com/office/word/2010/wordprocessingGroup" xmlns:wpi="http://schemas.microsoft.com/office/word/2010/wordprocessingInk" xmlns:wps="http://schemas.microsoft.com/office/word/2010/wordprocessingShape" mc:Ignorable="w14 wp14">
+  <w:p>
+    <w:pPr>
+      <w:pStyle w:val="Footer"/>
+    </w:pPr>
   </w:p>
 </w:ftr>
 </file>

--- a/Engineering-Mathematics/Modul-Word/Modul-2-PD-Variabel-Terpisah.docx
+++ b/Engineering-Mathematics/Modul-Word/Modul-2-PD-Variabel-Terpisah.docx
@@ -5587,7 +5587,7 @@
           <w:i w:val="0"/>
           <w:sz w:val="22"/>
         </w:rPr>
-        <w:t>Empat cell berikut menerapkan konsep pertemuan ini memakai SymPy untuk solusi simbolik dan SciPy untuk solusi numerik. Lingkungan: conda env math4 dengan paket sympy, numpy, scipy, matplotlib; notebook p2_pd_variabel_terpisah.ipynb. Gambar 8 menunjukkan cuplikan Cell 1 yang menyelesaikan Contoh 2.1 secara simbolik dengan sp.dsolve.</w:t>
+        <w:t xml:space="preserve">Empat cell berikut menerapkan konsep pertemuan ini memakai SymPy untuk solusi simbolik dan SciPy untuk solusi numerik. Lingkungan: conda env math4 dengan paket sympy, numpy, scipy, matplotlib; notebook p2_pd_variabel_terpisah.ipynb. Gambar 8 menunjukkan potongan Cell 1 yang menyelesaikan Contoh 2.1 secara simbolik dengan sp.dsolve.</w:t>
       </w:r>
     </w:p>
     <w:p>
@@ -5644,7 +5644,7 @@
           <w:color w:val="444444"/>
           <w:sz w:val="20"/>
         </w:rPr>
-        <w:t>Gambar 8. Cuplikan Cell 1: solusi simbolik Contoh 2.1 (dy/dx = 2xy) dengan SymPy dsolve, termasuk penerapan syarat awal y(0)=1.</w:t>
+        <w:t xml:space="preserve">Gambar 8. Potongan Cell 1: solusi simbolik Contoh 2.1 (dy/dx = 2xy) dengan SymPy dsolve, termasuk penerapan syarat awal y(0)=1.</w:t>
       </w:r>
     </w:p>
     <w:p>

--- a/Engineering-Mathematics/Modul-Word/Modul-2-PD-Variabel-Terpisah.docx
+++ b/Engineering-Mathematics/Modul-Word/Modul-2-PD-Variabel-Terpisah.docx
@@ -724,7 +724,7 @@
                                 <w:szCs w:val="20"/>
                                 <w:lang w:val="fi-FI"/>
                               </w:rPr>
-                              <w:t>Pertemuan ini membahas Persamaan Diferensial (PD) Variabel Terpisah: identifikasi bentuk dy/dx = f(x)*g(y), tiga langkah baku penyelesaian (pisahkan, integrasikan, sederhanakan), solusi umum vs solusi khusus dengan syarat awal, serta aplikasi klasik di rekayasa yaitu Hukum Pendinginan Newton, peluruhan radioaktif, dan pertumbuhan eksponensial/logistik</w:t>
+                              <w:t xml:space="preserve">Pertemuan ini membahas Persamaan Diferensial (PD) Variabel Terpisah: identifikasi bentuk dy/dx = f(x)·g(y), tiga langkah baku penyelesaian (pisahkan, integrasikan, sederhanakan), solusi umum vs solusi khusus dengan syarat awal, serta aplikasi klasik di rekayasa yaitu Hukum Pendinginan Newton, peluruhan radioaktif, dan pertumbuhan eksponensial/logistik</w:t>
                             </w:r>
                           </w:p>
                         </w:txbxContent>
@@ -770,7 +770,7 @@
                           <w:szCs w:val="20"/>
                           <w:lang w:val="fi-FI"/>
                         </w:rPr>
-                        <w:t>Pertemuan ini membahas Persamaan Diferensial (PD) Variabel Terpisah: identifikasi bentuk dy/dx = f(x)*g(y), tiga langkah baku penyelesaian (pisahkan, integrasikan, sederhanakan), solusi umum vs solusi khusus dengan syarat awal, serta aplikasi klasik di rekayasa yaitu Hukum Pendinginan Newton, peluruhan radioaktif, dan pertumbuhan eksponensial/logistik</w:t>
+                        <w:t xml:space="preserve">Pertemuan ini membahas Persamaan Diferensial (PD) Variabel Terpisah: identifikasi bentuk dy/dx = f(x)·g(y), tiga langkah baku penyelesaian (pisahkan, integrasikan, sederhanakan), solusi umum vs solusi khusus dengan syarat awal, serta aplikasi klasik di rekayasa yaitu Hukum Pendinginan Newton, peluruhan radioaktif, dan pertumbuhan eksponensial/logistik</w:t>
                       </w:r>
                     </w:p>
                   </w:txbxContent>
@@ -1379,7 +1379,7 @@
                                 <w:szCs w:val="20"/>
                                 <w:lang w:val="en-US"/>
                               </w:rPr>
-                              <w:t>myclass.mercubuana.ac.id</w:t>
+                              <w:t xml:space="preserve">myclass.mercubuana.ac·id</w:t>
                             </w:r>
                           </w:p>
                         </w:txbxContent>
@@ -1426,7 +1426,7 @@
                           <w:szCs w:val="20"/>
                           <w:lang w:val="en-US"/>
                         </w:rPr>
-                        <w:t>myclass.mercubuana.ac.id</w:t>
+                        <w:t xml:space="preserve">myclass.mercubuana.ac·id</w:t>
                       </w:r>
                     </w:p>
                   </w:txbxContent>
@@ -2512,7 +2512,7 @@
                                 <w:sz w:val="20"/>
                                 <w:szCs w:val="20"/>
                               </w:rPr>
-                              <w:t>www.mercubuana.ac.id</w:t>
+                              <w:t xml:space="preserve">www.mercubuana.ac·id</w:t>
                             </w:r>
                           </w:p>
                         </w:txbxContent>
@@ -2558,7 +2558,7 @@
                           <w:sz w:val="20"/>
                           <w:szCs w:val="20"/>
                         </w:rPr>
-                        <w:t>www.mercubuana.ac.id</w:t>
+                        <w:t xml:space="preserve">www.mercubuana.ac·id</w:t>
                       </w:r>
                     </w:p>
                   </w:txbxContent>
@@ -2712,7 +2712,69 @@
           <w:color w:val="444444"/>
           <w:sz w:val="20"/>
         </w:rPr>
-        <w:t>Gambar 1. Posisi Pertemuan 2 (PD Variabel Terpisah) dalam alur mata kuliah Matematika 4, di antara Pengenalan PD (P1) dan PD Homogen &amp; Eksak (P3).</w:t>
+        <w:t xml:space="preserve">Gambar 1. Posisi Pertemuan 2 (PD Variabel Terpisah) dalam alur mata kuliah Matematika 4, di antara Pengenalan PD (</w:t>
+      </w:r>
+      <w:r>
+        <w:rPr>
+          <w:rFonts w:ascii="Arial" w:hAnsi="Arial" w:cs="Arial"/>
+          <w:b w:val="0"/>
+          <w:i/>
+          <w:color w:val="444444"/>
+          <w:sz w:val="20"/>
+        </w:rPr>
+        <w:t xml:space="preserve">P</w:t>
+      </w:r>
+      <w:r>
+        <w:rPr>
+          <w:rFonts w:ascii="Arial" w:hAnsi="Arial" w:cs="Arial"/>
+          <w:b w:val="0"/>
+          <w:i/>
+          <w:color w:val="444444"/>
+          <w:sz w:val="20"/>
+          <w:vertAlign w:val="subscript"/>
+        </w:rPr>
+        <w:t xml:space="preserve">1</w:t>
+      </w:r>
+      <w:r>
+        <w:rPr>
+          <w:rFonts w:ascii="Arial" w:hAnsi="Arial" w:cs="Arial"/>
+          <w:b w:val="0"/>
+          <w:i/>
+          <w:color w:val="444444"/>
+          <w:sz w:val="20"/>
+        </w:rPr>
+        <w:t xml:space="preserve">) dan PD Homogen &amp; Eksak (</w:t>
+      </w:r>
+      <w:r>
+        <w:rPr>
+          <w:rFonts w:ascii="Arial" w:hAnsi="Arial" w:cs="Arial"/>
+          <w:b w:val="0"/>
+          <w:i/>
+          <w:color w:val="444444"/>
+          <w:sz w:val="20"/>
+        </w:rPr>
+        <w:t xml:space="preserve">P</w:t>
+      </w:r>
+      <w:r>
+        <w:rPr>
+          <w:rFonts w:ascii="Arial" w:hAnsi="Arial" w:cs="Arial"/>
+          <w:b w:val="0"/>
+          <w:i/>
+          <w:color w:val="444444"/>
+          <w:sz w:val="20"/>
+          <w:vertAlign w:val="subscript"/>
+        </w:rPr>
+        <w:t xml:space="preserve">3</w:t>
+      </w:r>
+      <w:r>
+        <w:rPr>
+          <w:rFonts w:ascii="Arial" w:hAnsi="Arial" w:cs="Arial"/>
+          <w:b w:val="0"/>
+          <w:i/>
+          <w:color w:val="444444"/>
+          <w:sz w:val="20"/>
+        </w:rPr>
+        <w:t xml:space="preserve">).</w:t>
       </w:r>
     </w:p>
     <w:p>
@@ -2849,6 +2911,15 @@
         </w:rPr>
         <w:t>PD Variabel Terpisah adalah PD orde satu yang dapat ditata ulang sehingga turunannya berbentuk produk fungsi-x dan fungsi-y secara terpisah.</w:t>
       </w:r>
+      <w:r>
+        <w:rPr>
+          <w:rFonts w:ascii="Arial" w:hAnsi="Arial" w:cs="Arial"/>
+          <w:b w:val="0"/>
+          <w:i w:val="0"/>
+          <w:sz w:val="22"/>
+        </w:rPr>
+        <w:t xml:space="preserve"> Hubungan ini dirangkum dalam Persamaan (1).</w:t>
+      </w:r>
     </w:p>
     <w:p>
       <w:pPr>
@@ -2865,6 +2936,16 @@
         </w:rPr>
         <w:t>g(y)·y' = f(x)  ⟹  g(y)·dy = f(x)·dx  ⟹  ∫g(y) dy = ∫f(x) dx + C</w:t>
       </w:r>
+      <w:r>
+        <w:rPr>
+          <w:rFonts w:ascii="Arial" w:hAnsi="Arial" w:cs="Arial"/>
+          <w:b/>
+          <w:i/>
+          <w:color w:val="305496"/>
+          <w:sz w:val="22"/>
+        </w:rPr>
+        <w:t xml:space="preserve">   (1)</w:t>
+      </w:r>
     </w:p>
     <w:p>
       <w:pPr>
@@ -2887,7 +2968,212 @@
           <w:i w:val="0"/>
           <w:sz w:val="22"/>
         </w:rPr>
-        <w:t>Selain bentuk sederhana di atas, PD variabel terpisah sering ditulis dalam bentuk diferensial yang lebih umum, yaitu f1(x)·g1(y) dx + f2(x)·g2(y) dy = 0. Setelah dibagi dengan f2(x)·g1(y) (dengan syarat f2(x) ≠ 0 dan g1(y) ≠ 0 pada interval bahasan), bentuk ini dapat dipisahkan menjadi f1(x)/f2(x) dx + g2(y)/g1(y) dy = 0 lalu diintegrasikan suku demi suku.</w:t>
+        <w:t xml:space="preserve">Selain bentuk sederhana di atas, PD variabel terpisah sering ditulis dalam bentuk diferensial yang lebih umum, yaitu f1(x)·</w:t>
+      </w:r>
+      <w:r>
+        <w:rPr>
+          <w:rFonts w:ascii="Arial" w:hAnsi="Arial" w:cs="Arial"/>
+          <w:b w:val="0"/>
+          <w:i w:val="0"/>
+          <w:sz w:val="22"/>
+        </w:rPr>
+        <w:t xml:space="preserve">g</w:t>
+      </w:r>
+      <w:r>
+        <w:rPr>
+          <w:rFonts w:ascii="Arial" w:hAnsi="Arial" w:cs="Arial"/>
+          <w:b w:val="0"/>
+          <w:i w:val="0"/>
+          <w:sz w:val="22"/>
+          <w:vertAlign w:val="subscript"/>
+        </w:rPr>
+        <w:t xml:space="preserve">1</w:t>
+      </w:r>
+      <w:r>
+        <w:rPr>
+          <w:rFonts w:ascii="Arial" w:hAnsi="Arial" w:cs="Arial"/>
+          <w:b w:val="0"/>
+          <w:i w:val="0"/>
+          <w:sz w:val="22"/>
+        </w:rPr>
+        <w:t xml:space="preserve">(y) dx + </w:t>
+      </w:r>
+      <w:r>
+        <w:rPr>
+          <w:rFonts w:ascii="Arial" w:hAnsi="Arial" w:cs="Arial"/>
+          <w:b w:val="0"/>
+          <w:i w:val="0"/>
+          <w:sz w:val="22"/>
+        </w:rPr>
+        <w:t xml:space="preserve">f</w:t>
+      </w:r>
+      <w:r>
+        <w:rPr>
+          <w:rFonts w:ascii="Arial" w:hAnsi="Arial" w:cs="Arial"/>
+          <w:b w:val="0"/>
+          <w:i w:val="0"/>
+          <w:sz w:val="22"/>
+          <w:vertAlign w:val="subscript"/>
+        </w:rPr>
+        <w:t xml:space="preserve">2</w:t>
+      </w:r>
+      <w:r>
+        <w:rPr>
+          <w:rFonts w:ascii="Arial" w:hAnsi="Arial" w:cs="Arial"/>
+          <w:b w:val="0"/>
+          <w:i w:val="0"/>
+          <w:sz w:val="22"/>
+        </w:rPr>
+        <w:t xml:space="preserve">(x)·</w:t>
+      </w:r>
+      <w:r>
+        <w:rPr>
+          <w:rFonts w:ascii="Arial" w:hAnsi="Arial" w:cs="Arial"/>
+          <w:b w:val="0"/>
+          <w:i w:val="0"/>
+          <w:sz w:val="22"/>
+        </w:rPr>
+        <w:t xml:space="preserve">g</w:t>
+      </w:r>
+      <w:r>
+        <w:rPr>
+          <w:rFonts w:ascii="Arial" w:hAnsi="Arial" w:cs="Arial"/>
+          <w:b w:val="0"/>
+          <w:i w:val="0"/>
+          <w:sz w:val="22"/>
+          <w:vertAlign w:val="subscript"/>
+        </w:rPr>
+        <w:t xml:space="preserve">2</w:t>
+      </w:r>
+      <w:r>
+        <w:rPr>
+          <w:rFonts w:ascii="Arial" w:hAnsi="Arial" w:cs="Arial"/>
+          <w:b w:val="0"/>
+          <w:i w:val="0"/>
+          <w:sz w:val="22"/>
+        </w:rPr>
+        <w:t xml:space="preserve">(y) dy = 0. Setelah dibagi dengan f2(x)·</w:t>
+      </w:r>
+      <w:r>
+        <w:rPr>
+          <w:rFonts w:ascii="Arial" w:hAnsi="Arial" w:cs="Arial"/>
+          <w:b w:val="0"/>
+          <w:i w:val="0"/>
+          <w:sz w:val="22"/>
+        </w:rPr>
+        <w:t xml:space="preserve">g</w:t>
+      </w:r>
+      <w:r>
+        <w:rPr>
+          <w:rFonts w:ascii="Arial" w:hAnsi="Arial" w:cs="Arial"/>
+          <w:b w:val="0"/>
+          <w:i w:val="0"/>
+          <w:sz w:val="22"/>
+          <w:vertAlign w:val="subscript"/>
+        </w:rPr>
+        <w:t xml:space="preserve">1</w:t>
+      </w:r>
+      <w:r>
+        <w:rPr>
+          <w:rFonts w:ascii="Arial" w:hAnsi="Arial" w:cs="Arial"/>
+          <w:b w:val="0"/>
+          <w:i w:val="0"/>
+          <w:sz w:val="22"/>
+        </w:rPr>
+        <w:t xml:space="preserve">(y) (dengan syarat f2(x) ≠ 0 dan g1(y) ≠ 0 pada interval bahasan), bentuk ini dapat dipisahkan menjadi f1(x)/</w:t>
+      </w:r>
+      <w:r>
+        <w:rPr>
+          <w:rFonts w:ascii="Arial" w:hAnsi="Arial" w:cs="Arial"/>
+          <w:b w:val="0"/>
+          <w:i w:val="0"/>
+          <w:sz w:val="22"/>
+        </w:rPr>
+        <w:t xml:space="preserve">f</w:t>
+      </w:r>
+      <w:r>
+        <w:rPr>
+          <w:rFonts w:ascii="Arial" w:hAnsi="Arial" w:cs="Arial"/>
+          <w:b w:val="0"/>
+          <w:i w:val="0"/>
+          <w:sz w:val="22"/>
+          <w:vertAlign w:val="subscript"/>
+        </w:rPr>
+        <w:t xml:space="preserve">2</w:t>
+      </w:r>
+      <w:r>
+        <w:rPr>
+          <w:rFonts w:ascii="Arial" w:hAnsi="Arial" w:cs="Arial"/>
+          <w:b w:val="0"/>
+          <w:i w:val="0"/>
+          <w:sz w:val="22"/>
+        </w:rPr>
+        <w:t xml:space="preserve">(x) dx + </w:t>
+      </w:r>
+      <w:r>
+        <w:rPr>
+          <w:rFonts w:ascii="Arial" w:hAnsi="Arial" w:cs="Arial"/>
+          <w:b w:val="0"/>
+          <w:i w:val="0"/>
+          <w:sz w:val="22"/>
+        </w:rPr>
+        <w:t xml:space="preserve">g</w:t>
+      </w:r>
+      <w:r>
+        <w:rPr>
+          <w:rFonts w:ascii="Arial" w:hAnsi="Arial" w:cs="Arial"/>
+          <w:b w:val="0"/>
+          <w:i w:val="0"/>
+          <w:sz w:val="22"/>
+          <w:vertAlign w:val="subscript"/>
+        </w:rPr>
+        <w:t xml:space="preserve">2</w:t>
+      </w:r>
+      <w:r>
+        <w:rPr>
+          <w:rFonts w:ascii="Arial" w:hAnsi="Arial" w:cs="Arial"/>
+          <w:b w:val="0"/>
+          <w:i w:val="0"/>
+          <w:sz w:val="22"/>
+        </w:rPr>
+        <w:t xml:space="preserve">(y)/</w:t>
+      </w:r>
+      <w:r>
+        <w:rPr>
+          <w:rFonts w:ascii="Arial" w:hAnsi="Arial" w:cs="Arial"/>
+          <w:b w:val="0"/>
+          <w:i w:val="0"/>
+          <w:sz w:val="22"/>
+        </w:rPr>
+        <w:t xml:space="preserve">g</w:t>
+      </w:r>
+      <w:r>
+        <w:rPr>
+          <w:rFonts w:ascii="Arial" w:hAnsi="Arial" w:cs="Arial"/>
+          <w:b w:val="0"/>
+          <w:i w:val="0"/>
+          <w:sz w:val="22"/>
+          <w:vertAlign w:val="subscript"/>
+        </w:rPr>
+        <w:t xml:space="preserve">1</w:t>
+      </w:r>
+      <w:r>
+        <w:rPr>
+          <w:rFonts w:ascii="Arial" w:hAnsi="Arial" w:cs="Arial"/>
+          <w:b w:val="0"/>
+          <w:i w:val="0"/>
+          <w:sz w:val="22"/>
+        </w:rPr>
+        <w:t xml:space="preserve">(y) dy = 0 lalu diintegrasikan suku demi suku.</w:t>
+      </w:r>
+      <w:r>
+        <w:rPr>
+          <w:rFonts w:ascii="Arial" w:hAnsi="Arial" w:cs="Arial"/>
+          <w:b w:val="0"/>
+          <w:i w:val="0"/>
+          <w:sz w:val="22"/>
+        </w:rPr>
+        <w:t xml:space="preserve"> Bentuk ringkasnya dituliskan pada Persamaan (2).</w:t>
       </w:r>
     </w:p>
     <w:p>
@@ -2903,7 +3189,172 @@
           <w:color w:val="305496"/>
           <w:sz w:val="22"/>
         </w:rPr>
-        <w:t>f1(x)/f2(x) dx + g2(y)/g1(y) dy = 0  ⟹  ∫f1(x)/f2(x) dx + ∫g2(y)/g1(y) dy = c</w:t>
+        <w:t xml:space="preserve">f1(x)/</w:t>
+      </w:r>
+      <w:r>
+        <w:rPr>
+          <w:rFonts w:ascii="Arial" w:hAnsi="Arial" w:cs="Arial"/>
+          <w:b/>
+          <w:i/>
+          <w:color w:val="305496"/>
+          <w:sz w:val="22"/>
+        </w:rPr>
+        <w:t xml:space="preserve">f</w:t>
+      </w:r>
+      <w:r>
+        <w:rPr>
+          <w:rFonts w:ascii="Arial" w:hAnsi="Arial" w:cs="Arial"/>
+          <w:b/>
+          <w:i/>
+          <w:color w:val="305496"/>
+          <w:sz w:val="22"/>
+          <w:vertAlign w:val="subscript"/>
+        </w:rPr>
+        <w:t xml:space="preserve">2</w:t>
+      </w:r>
+      <w:r>
+        <w:rPr>
+          <w:rFonts w:ascii="Arial" w:hAnsi="Arial" w:cs="Arial"/>
+          <w:b/>
+          <w:i/>
+          <w:color w:val="305496"/>
+          <w:sz w:val="22"/>
+        </w:rPr>
+        <w:t xml:space="preserve">(x) dx + </w:t>
+      </w:r>
+      <w:r>
+        <w:rPr>
+          <w:rFonts w:ascii="Arial" w:hAnsi="Arial" w:cs="Arial"/>
+          <w:b/>
+          <w:i/>
+          <w:color w:val="305496"/>
+          <w:sz w:val="22"/>
+        </w:rPr>
+        <w:t xml:space="preserve">g</w:t>
+      </w:r>
+      <w:r>
+        <w:rPr>
+          <w:rFonts w:ascii="Arial" w:hAnsi="Arial" w:cs="Arial"/>
+          <w:b/>
+          <w:i/>
+          <w:color w:val="305496"/>
+          <w:sz w:val="22"/>
+          <w:vertAlign w:val="subscript"/>
+        </w:rPr>
+        <w:t xml:space="preserve">2</w:t>
+      </w:r>
+      <w:r>
+        <w:rPr>
+          <w:rFonts w:ascii="Arial" w:hAnsi="Arial" w:cs="Arial"/>
+          <w:b/>
+          <w:i/>
+          <w:color w:val="305496"/>
+          <w:sz w:val="22"/>
+        </w:rPr>
+        <w:t xml:space="preserve">(y)/</w:t>
+      </w:r>
+      <w:r>
+        <w:rPr>
+          <w:rFonts w:ascii="Arial" w:hAnsi="Arial" w:cs="Arial"/>
+          <w:b/>
+          <w:i/>
+          <w:color w:val="305496"/>
+          <w:sz w:val="22"/>
+        </w:rPr>
+        <w:t xml:space="preserve">g</w:t>
+      </w:r>
+      <w:r>
+        <w:rPr>
+          <w:rFonts w:ascii="Arial" w:hAnsi="Arial" w:cs="Arial"/>
+          <w:b/>
+          <w:i/>
+          <w:color w:val="305496"/>
+          <w:sz w:val="22"/>
+          <w:vertAlign w:val="subscript"/>
+        </w:rPr>
+        <w:t xml:space="preserve">1</w:t>
+      </w:r>
+      <w:r>
+        <w:rPr>
+          <w:rFonts w:ascii="Arial" w:hAnsi="Arial" w:cs="Arial"/>
+          <w:b/>
+          <w:i/>
+          <w:color w:val="305496"/>
+          <w:sz w:val="22"/>
+        </w:rPr>
+        <w:t xml:space="preserve">(y) dy = 0  ⟹  ∫f1(x)/</w:t>
+      </w:r>
+      <w:r>
+        <w:rPr>
+          <w:rFonts w:ascii="Arial" w:hAnsi="Arial" w:cs="Arial"/>
+          <w:b/>
+          <w:i/>
+          <w:color w:val="305496"/>
+          <w:sz w:val="22"/>
+        </w:rPr>
+        <w:t xml:space="preserve">f</w:t>
+      </w:r>
+      <w:r>
+        <w:rPr>
+          <w:rFonts w:ascii="Arial" w:hAnsi="Arial" w:cs="Arial"/>
+          <w:b/>
+          <w:i/>
+          <w:color w:val="305496"/>
+          <w:sz w:val="22"/>
+          <w:vertAlign w:val="subscript"/>
+        </w:rPr>
+        <w:t xml:space="preserve">2</w:t>
+      </w:r>
+      <w:r>
+        <w:rPr>
+          <w:rFonts w:ascii="Arial" w:hAnsi="Arial" w:cs="Arial"/>
+          <w:b/>
+          <w:i/>
+          <w:color w:val="305496"/>
+          <w:sz w:val="22"/>
+        </w:rPr>
+        <w:t xml:space="preserve">(x) dx + ∫g2(y)/</w:t>
+      </w:r>
+      <w:r>
+        <w:rPr>
+          <w:rFonts w:ascii="Arial" w:hAnsi="Arial" w:cs="Arial"/>
+          <w:b/>
+          <w:i/>
+          <w:color w:val="305496"/>
+          <w:sz w:val="22"/>
+        </w:rPr>
+        <w:t xml:space="preserve">g</w:t>
+      </w:r>
+      <w:r>
+        <w:rPr>
+          <w:rFonts w:ascii="Arial" w:hAnsi="Arial" w:cs="Arial"/>
+          <w:b/>
+          <w:i/>
+          <w:color w:val="305496"/>
+          <w:sz w:val="22"/>
+          <w:vertAlign w:val="subscript"/>
+        </w:rPr>
+        <w:t xml:space="preserve">1</w:t>
+      </w:r>
+      <w:r>
+        <w:rPr>
+          <w:rFonts w:ascii="Arial" w:hAnsi="Arial" w:cs="Arial"/>
+          <w:b/>
+          <w:i/>
+          <w:color w:val="305496"/>
+          <w:sz w:val="22"/>
+        </w:rPr>
+        <w:t xml:space="preserve">(y) dy = c</w:t>
+      </w:r>
+      <w:r>
+        <w:rPr>
+          <w:rFonts w:ascii="Arial" w:hAnsi="Arial" w:cs="Arial"/>
+          <w:b/>
+          <w:i/>
+          <w:color w:val="305496"/>
+          <w:sz w:val="22"/>
+        </w:rPr>
+        <w:t xml:space="preserve">   (2)</w:t>
       </w:r>
     </w:p>
     <w:p>
@@ -3638,6 +4089,15 @@
         </w:rPr>
         <w:t>Setiap PD variabel terpisah, sesulit apapun bentuk fungsinya, selalu diselesaikan dengan strategi tiga langkah yang sama. Gambar 2 merangkum ketiga langkah ini secara visual.</w:t>
       </w:r>
+      <w:r>
+        <w:rPr>
+          <w:rFonts w:ascii="Arial" w:hAnsi="Arial" w:cs="Arial"/>
+          <w:b w:val="0"/>
+          <w:i w:val="0"/>
+          <w:sz w:val="22"/>
+        </w:rPr>
+        <w:t xml:space="preserve"> Persamaan (3) memadatkan aturan tersebut.</w:t>
+      </w:r>
     </w:p>
     <w:p>
       <w:pPr>
@@ -3711,6 +4171,16 @@
         </w:rPr>
         <w:t>1. Pisahkan: g(y) dy = f(x) dx      2. Integrasikan: ∫g(y) dy = ∫f(x) dx + C      3. Sederhanakan: y = ...</w:t>
       </w:r>
+      <w:r>
+        <w:rPr>
+          <w:rFonts w:ascii="Arial" w:hAnsi="Arial" w:cs="Arial"/>
+          <w:b/>
+          <w:i/>
+          <w:color w:val="305496"/>
+          <w:sz w:val="22"/>
+        </w:rPr>
+        <w:t xml:space="preserve">   (3)</w:t>
+      </w:r>
     </w:p>
     <w:p>
       <w:pPr>
@@ -3733,7 +4203,35 @@
           <w:i w:val="0"/>
           <w:sz w:val="22"/>
         </w:rPr>
-        <w:t>Saat mengintegrasikan ∫dy/y = ln|y|, terdapat tanda absolut. Setelah eksponensiasi, konstanta eᶜ boleh diganti dengan satu konstanta baru C1 yang bisa bernilai positif atau negatif: y = ±eᶜ·e(...) = C1·e(...). Ini adalah cara umum menangani tanda absolut tanpa kehilangan generalitas solusi.</w:t>
+        <w:t xml:space="preserve">Saat mengintegrasikan ∫dy/y = ln|y|, terdapat tanda absolut. Setelah eksponensiasi, konstanta eᶜ boleh diganti dengan satu konstanta baru C1 yang bisa bernilai positif atau negatif: y = ±eᶜ·e(...) = </w:t>
+      </w:r>
+      <w:r>
+        <w:rPr>
+          <w:rFonts w:ascii="Arial" w:hAnsi="Arial" w:cs="Arial"/>
+          <w:b w:val="0"/>
+          <w:i w:val="0"/>
+          <w:sz w:val="22"/>
+        </w:rPr>
+        <w:t xml:space="preserve">C</w:t>
+      </w:r>
+      <w:r>
+        <w:rPr>
+          <w:rFonts w:ascii="Arial" w:hAnsi="Arial" w:cs="Arial"/>
+          <w:b w:val="0"/>
+          <w:i w:val="0"/>
+          <w:sz w:val="22"/>
+          <w:vertAlign w:val="subscript"/>
+        </w:rPr>
+        <w:t xml:space="preserve">1</w:t>
+      </w:r>
+      <w:r>
+        <w:rPr>
+          <w:rFonts w:ascii="Arial" w:hAnsi="Arial" w:cs="Arial"/>
+          <w:b w:val="0"/>
+          <w:i w:val="0"/>
+          <w:sz w:val="22"/>
+        </w:rPr>
+        <w:t xml:space="preserve">·e(...). Ini adalah cara umum menangani tanda absolut tanpa kehilangan generalitas solusi.</w:t>
       </w:r>
     </w:p>
     <w:p>
@@ -3814,7 +4312,59 @@
           <w:color w:val="444444"/>
           <w:sz w:val="20"/>
         </w:rPr>
-        <w:t>Gambar 3. Slope field dy/dx = x·y dengan tiga kurva solusi y = C1·e^(x²/2) dari nilai C1 berbeda, menunjukkan bagaimana kurva solusi mengikuti arah panah slope di setiap titik.</w:t>
+        <w:t xml:space="preserve">Gambar 3. Slope field dy/dx = x·y dengan tiga kurva solusi y = </w:t>
+      </w:r>
+      <w:r>
+        <w:rPr>
+          <w:rFonts w:ascii="Arial" w:hAnsi="Arial" w:cs="Arial"/>
+          <w:b w:val="0"/>
+          <w:i/>
+          <w:color w:val="444444"/>
+          <w:sz w:val="20"/>
+        </w:rPr>
+        <w:t xml:space="preserve">C</w:t>
+      </w:r>
+      <w:r>
+        <w:rPr>
+          <w:rFonts w:ascii="Arial" w:hAnsi="Arial" w:cs="Arial"/>
+          <w:b w:val="0"/>
+          <w:i/>
+          <w:color w:val="444444"/>
+          <w:sz w:val="20"/>
+          <w:vertAlign w:val="subscript"/>
+        </w:rPr>
+        <w:t xml:space="preserve">1</w:t>
+      </w:r>
+      <w:r>
+        <w:rPr>
+          <w:rFonts w:ascii="Arial" w:hAnsi="Arial" w:cs="Arial"/>
+          <w:b w:val="0"/>
+          <w:i/>
+          <w:color w:val="444444"/>
+          <w:sz w:val="20"/>
+        </w:rPr>
+        <w:t xml:space="preserve">·e</w:t>
+      </w:r>
+      <w:r>
+        <w:rPr>
+          <w:rFonts w:ascii="Arial" w:hAnsi="Arial" w:cs="Arial"/>
+          <w:b w:val="0"/>
+          <w:i/>
+          <w:color w:val="444444"/>
+          <w:sz w:val="20"/>
+          <w:vertAlign w:val="superscript"/>
+        </w:rPr>
+        <w:t xml:space="preserve">x²/2</w:t>
+      </w:r>
+      <w:r>
+        <w:rPr>
+          <w:rFonts w:ascii="Arial" w:hAnsi="Arial" w:cs="Arial"/>
+          <w:b w:val="0"/>
+          <w:i/>
+          <w:color w:val="444444"/>
+          <w:sz w:val="20"/>
+        </w:rPr>
+        <w:t xml:space="preserve"> dari nilai C1 berbeda, menunjukkan bagaimana kurva solusi mengikuti arah panah slope di setiap titik.</w:t>
       </w:r>
     </w:p>
     <w:p>
@@ -3886,7 +4436,28 @@
           <w:color w:val="444444"/>
           <w:sz w:val="20"/>
         </w:rPr>
-        <w:t>Gambar 4. Keluarga solusi y = C·e^(kx) untuk PD dy/dx = k·y dengan k = 0,3, digambar untuk enam nilai C berbeda tanpa syarat awal.</w:t>
+        <w:t xml:space="preserve">Gambar 4. Keluarga solusi y = C·e</w:t>
+      </w:r>
+      <w:r>
+        <w:rPr>
+          <w:rFonts w:ascii="Arial" w:hAnsi="Arial" w:cs="Arial"/>
+          <w:b w:val="0"/>
+          <w:i/>
+          <w:color w:val="444444"/>
+          <w:sz w:val="20"/>
+          <w:vertAlign w:val="superscript"/>
+        </w:rPr>
+        <w:t xml:space="preserve">kx</w:t>
+      </w:r>
+      <w:r>
+        <w:rPr>
+          <w:rFonts w:ascii="Arial" w:hAnsi="Arial" w:cs="Arial"/>
+          <w:b w:val="0"/>
+          <w:i/>
+          <w:color w:val="444444"/>
+          <w:sz w:val="20"/>
+        </w:rPr>
+        <w:t xml:space="preserve"> untuk PD dy/dx = k·y dengan k = 0,3, digambar untuk enam nilai C berbeda tanpa syarat awal.</w:t>
       </w:r>
     </w:p>
     <w:p>
@@ -3901,7 +4472,63 @@
           <w:i w:val="0"/>
           <w:sz w:val="22"/>
         </w:rPr>
-        <w:t>Gambar 4 menegaskan poin penting: tanpa syarat awal, PD dy/dx = k·y memiliki tak hingga banyak solusi valid (satu untuk tiap C), semuanya sah secara matematis. Baru setelah satu titik (x0, y0) ditentukan sebagai syarat awal, solusi menjadi unik.</w:t>
+        <w:t xml:space="preserve">Gambar 4 menegaskan poin penting: tanpa syarat awal, PD dy/dx = k·y memiliki tak hingga banyak solusi valid (satu untuk tiap C), semuanya sah secara matematis. Baru setelah satu titik (</w:t>
+      </w:r>
+      <w:r>
+        <w:rPr>
+          <w:rFonts w:ascii="Arial" w:hAnsi="Arial" w:cs="Arial"/>
+          <w:b w:val="0"/>
+          <w:i w:val="0"/>
+          <w:sz w:val="22"/>
+        </w:rPr>
+        <w:t xml:space="preserve">x</w:t>
+      </w:r>
+      <w:r>
+        <w:rPr>
+          <w:rFonts w:ascii="Arial" w:hAnsi="Arial" w:cs="Arial"/>
+          <w:b w:val="0"/>
+          <w:i w:val="0"/>
+          <w:sz w:val="22"/>
+          <w:vertAlign w:val="subscript"/>
+        </w:rPr>
+        <w:t xml:space="preserve">0</w:t>
+      </w:r>
+      <w:r>
+        <w:rPr>
+          <w:rFonts w:ascii="Arial" w:hAnsi="Arial" w:cs="Arial"/>
+          <w:b w:val="0"/>
+          <w:i w:val="0"/>
+          <w:sz w:val="22"/>
+        </w:rPr>
+        <w:t xml:space="preserve">, </w:t>
+      </w:r>
+      <w:r>
+        <w:rPr>
+          <w:rFonts w:ascii="Arial" w:hAnsi="Arial" w:cs="Arial"/>
+          <w:b w:val="0"/>
+          <w:i w:val="0"/>
+          <w:sz w:val="22"/>
+        </w:rPr>
+        <w:t xml:space="preserve">y</w:t>
+      </w:r>
+      <w:r>
+        <w:rPr>
+          <w:rFonts w:ascii="Arial" w:hAnsi="Arial" w:cs="Arial"/>
+          <w:b w:val="0"/>
+          <w:i w:val="0"/>
+          <w:sz w:val="22"/>
+          <w:vertAlign w:val="subscript"/>
+        </w:rPr>
+        <w:t xml:space="preserve">0</w:t>
+      </w:r>
+      <w:r>
+        <w:rPr>
+          <w:rFonts w:ascii="Arial" w:hAnsi="Arial" w:cs="Arial"/>
+          <w:b w:val="0"/>
+          <w:i w:val="0"/>
+          <w:sz w:val="22"/>
+        </w:rPr>
+        <w:t xml:space="preserve">) ditentukan sebagai syarat awal, solusi menjadi unik.</w:t>
       </w:r>
     </w:p>
     <w:p>
@@ -3925,7 +4552,72 @@
           <w:i w:val="0"/>
           <w:sz w:val="22"/>
         </w:rPr>
-        <w:t>Selesaikan dy/dx = 2xy. Ruas kanan adalah produk 2x·y sehingga PD bisa langsung dipisahkan: dy/y = 2x dx. Integrasi kedua ruas memberi ln|y| = x² + C. Eksponensiasi: y = eˣ²⁺ᶜ = eᶜ·eˣ² = C1·eˣ². Verifikasi: y' = 2x·C1·eˣ² = 2x·y, identik dengan PD asal.</w:t>
+        <w:t xml:space="preserve">Selesaikan dy/dx = 2xy. Ruas kanan adalah produk 2x·y sehingga PD bisa langsung dipisahkan: dy/y = 2x dx. Integrasi kedua ruas memberi ln|y| = x² + C. Eksponensiasi: y = eˣ²⁺ᶜ = eᶜ·eˣ² = </w:t>
+      </w:r>
+      <w:r>
+        <w:rPr>
+          <w:rFonts w:ascii="Arial" w:hAnsi="Arial" w:cs="Arial"/>
+          <w:b w:val="0"/>
+          <w:i w:val="0"/>
+          <w:sz w:val="22"/>
+        </w:rPr>
+        <w:t xml:space="preserve">C</w:t>
+      </w:r>
+      <w:r>
+        <w:rPr>
+          <w:rFonts w:ascii="Arial" w:hAnsi="Arial" w:cs="Arial"/>
+          <w:b w:val="0"/>
+          <w:i w:val="0"/>
+          <w:sz w:val="22"/>
+          <w:vertAlign w:val="subscript"/>
+        </w:rPr>
+        <w:t xml:space="preserve">1</w:t>
+      </w:r>
+      <w:r>
+        <w:rPr>
+          <w:rFonts w:ascii="Arial" w:hAnsi="Arial" w:cs="Arial"/>
+          <w:b w:val="0"/>
+          <w:i w:val="0"/>
+          <w:sz w:val="22"/>
+        </w:rPr>
+        <w:t xml:space="preserve">·eˣ². Verifikasi: y' = 2x·</w:t>
+      </w:r>
+      <w:r>
+        <w:rPr>
+          <w:rFonts w:ascii="Arial" w:hAnsi="Arial" w:cs="Arial"/>
+          <w:b w:val="0"/>
+          <w:i w:val="0"/>
+          <w:sz w:val="22"/>
+        </w:rPr>
+        <w:t xml:space="preserve">C</w:t>
+      </w:r>
+      <w:r>
+        <w:rPr>
+          <w:rFonts w:ascii="Arial" w:hAnsi="Arial" w:cs="Arial"/>
+          <w:b w:val="0"/>
+          <w:i w:val="0"/>
+          <w:sz w:val="22"/>
+          <w:vertAlign w:val="subscript"/>
+        </w:rPr>
+        <w:t xml:space="preserve">1</w:t>
+      </w:r>
+      <w:r>
+        <w:rPr>
+          <w:rFonts w:ascii="Arial" w:hAnsi="Arial" w:cs="Arial"/>
+          <w:b w:val="0"/>
+          <w:i w:val="0"/>
+          <w:sz w:val="22"/>
+        </w:rPr>
+        <w:t xml:space="preserve">·eˣ² = 2x·y, identik dengan PD asal.</w:t>
+      </w:r>
+      <w:r>
+        <w:rPr>
+          <w:rFonts w:ascii="Arial" w:hAnsi="Arial" w:cs="Arial"/>
+          <w:b w:val="0"/>
+          <w:i w:val="0"/>
+          <w:sz w:val="22"/>
+        </w:rPr>
+        <w:t xml:space="preserve"> Rangkuman kuantitatifnya tertulis pada Persamaan (4).</w:t>
       </w:r>
     </w:p>
     <w:p>
@@ -3941,7 +4633,59 @@
           <w:color w:val="305496"/>
           <w:sz w:val="22"/>
         </w:rPr>
-        <w:t>✓ Solusi Umum:   y = C1 · e^(x²)</w:t>
+        <w:t xml:space="preserve">✓ Solusi Umum:   y = </w:t>
+      </w:r>
+      <w:r>
+        <w:rPr>
+          <w:rFonts w:ascii="Arial" w:hAnsi="Arial" w:cs="Arial"/>
+          <w:b/>
+          <w:i/>
+          <w:color w:val="305496"/>
+          <w:sz w:val="22"/>
+        </w:rPr>
+        <w:t xml:space="preserve">C</w:t>
+      </w:r>
+      <w:r>
+        <w:rPr>
+          <w:rFonts w:ascii="Arial" w:hAnsi="Arial" w:cs="Arial"/>
+          <w:b/>
+          <w:i/>
+          <w:color w:val="305496"/>
+          <w:sz w:val="22"/>
+          <w:vertAlign w:val="subscript"/>
+        </w:rPr>
+        <w:t xml:space="preserve">1</w:t>
+      </w:r>
+      <w:r>
+        <w:rPr>
+          <w:rFonts w:ascii="Arial" w:hAnsi="Arial" w:cs="Arial"/>
+          <w:b/>
+          <w:i/>
+          <w:color w:val="305496"/>
+          <w:sz w:val="22"/>
+        </w:rPr>
+        <w:t xml:space="preserve"> · e</w:t>
+      </w:r>
+      <w:r>
+        <w:rPr>
+          <w:rFonts w:ascii="Arial" w:hAnsi="Arial" w:cs="Arial"/>
+          <w:b/>
+          <w:i/>
+          <w:color w:val="305496"/>
+          <w:sz w:val="22"/>
+          <w:vertAlign w:val="superscript"/>
+        </w:rPr>
+        <w:t xml:space="preserve">x²</w:t>
+      </w:r>
+      <w:r>
+        <w:rPr>
+          <w:rFonts w:ascii="Arial" w:hAnsi="Arial" w:cs="Arial"/>
+          <w:b/>
+          <w:i/>
+          <w:color w:val="305496"/>
+          <w:sz w:val="22"/>
+        </w:rPr>
+        <w:t xml:space="preserve">   (4)</w:t>
       </w:r>
     </w:p>
     <w:p>
@@ -3965,7 +4709,44 @@
           <w:i w:val="0"/>
           <w:sz w:val="22"/>
         </w:rPr>
-        <w:t>Selesaikan dy/dx = xy + x. Ruas kanan tampak campuran, tetapi memiliki faktor bersama x: dy/dx = x(y+1). Setelah faktorisasi, PD dipisahkan menjadi dy/(y+1) = x dx. Integrasi ruas kiri memakai substitusi w = y+1 sehingga ∫dw/w = ln|w|; integrasi ruas kanan memberi x²/2. Hasilnya ln|y+1| = x²/2 + C, dan setelah eksponensiasi diperoleh y+1 = C1·eˣ²/².</w:t>
+        <w:t xml:space="preserve">Selesaikan dy/dx = xy + x. Ruas kanan tampak campuran, tetapi memiliki faktor bersama x: dy/dx = x(y+1). Setelah faktorisasi, PD dipisahkan menjadi dy/(y+1) = x dx. Integrasi ruas kiri memakai substitusi w = y+1 sehingga ∫dw/w = ln|w|; integrasi ruas kanan memberi x²/2. Hasilnya ln|y+1| = x²/2 + C, dan setelah eksponensiasi diperoleh y+1 = </w:t>
+      </w:r>
+      <w:r>
+        <w:rPr>
+          <w:rFonts w:ascii="Arial" w:hAnsi="Arial" w:cs="Arial"/>
+          <w:b w:val="0"/>
+          <w:i w:val="0"/>
+          <w:sz w:val="22"/>
+        </w:rPr>
+        <w:t xml:space="preserve">C</w:t>
+      </w:r>
+      <w:r>
+        <w:rPr>
+          <w:rFonts w:ascii="Arial" w:hAnsi="Arial" w:cs="Arial"/>
+          <w:b w:val="0"/>
+          <w:i w:val="0"/>
+          <w:sz w:val="22"/>
+          <w:vertAlign w:val="subscript"/>
+        </w:rPr>
+        <w:t xml:space="preserve">1</w:t>
+      </w:r>
+      <w:r>
+        <w:rPr>
+          <w:rFonts w:ascii="Arial" w:hAnsi="Arial" w:cs="Arial"/>
+          <w:b w:val="0"/>
+          <w:i w:val="0"/>
+          <w:sz w:val="22"/>
+        </w:rPr>
+        <w:t xml:space="preserve">·eˣ²/².</w:t>
+      </w:r>
+      <w:r>
+        <w:rPr>
+          <w:rFonts w:ascii="Arial" w:hAnsi="Arial" w:cs="Arial"/>
+          <w:b w:val="0"/>
+          <w:i w:val="0"/>
+          <w:sz w:val="22"/>
+        </w:rPr>
+        <w:t xml:space="preserve"> Hubungan ini dirangkum dalam Persamaan (5).</w:t>
       </w:r>
     </w:p>
     <w:p>
@@ -3981,7 +4762,69 @@
           <w:color w:val="305496"/>
           <w:sz w:val="22"/>
         </w:rPr>
-        <w:t>✓ Solusi Umum:   y = C1 · e^(x²/2) − 1</w:t>
+        <w:t xml:space="preserve">✓ Solusi Umum:   y = </w:t>
+      </w:r>
+      <w:r>
+        <w:rPr>
+          <w:rFonts w:ascii="Arial" w:hAnsi="Arial" w:cs="Arial"/>
+          <w:b/>
+          <w:i/>
+          <w:color w:val="305496"/>
+          <w:sz w:val="22"/>
+        </w:rPr>
+        <w:t xml:space="preserve">C</w:t>
+      </w:r>
+      <w:r>
+        <w:rPr>
+          <w:rFonts w:ascii="Arial" w:hAnsi="Arial" w:cs="Arial"/>
+          <w:b/>
+          <w:i/>
+          <w:color w:val="305496"/>
+          <w:sz w:val="22"/>
+          <w:vertAlign w:val="subscript"/>
+        </w:rPr>
+        <w:t xml:space="preserve">1</w:t>
+      </w:r>
+      <w:r>
+        <w:rPr>
+          <w:rFonts w:ascii="Arial" w:hAnsi="Arial" w:cs="Arial"/>
+          <w:b/>
+          <w:i/>
+          <w:color w:val="305496"/>
+          <w:sz w:val="22"/>
+        </w:rPr>
+        <w:t xml:space="preserve"> · e</w:t>
+      </w:r>
+      <w:r>
+        <w:rPr>
+          <w:rFonts w:ascii="Arial" w:hAnsi="Arial" w:cs="Arial"/>
+          <w:b/>
+          <w:i/>
+          <w:color w:val="305496"/>
+          <w:sz w:val="22"/>
+          <w:vertAlign w:val="superscript"/>
+        </w:rPr>
+        <w:t xml:space="preserve">x²/2</w:t>
+      </w:r>
+      <w:r>
+        <w:rPr>
+          <w:rFonts w:ascii="Arial" w:hAnsi="Arial" w:cs="Arial"/>
+          <w:b/>
+          <w:i/>
+          <w:color w:val="305496"/>
+          <w:sz w:val="22"/>
+        </w:rPr>
+        <w:t xml:space="preserve"> − 1</w:t>
+      </w:r>
+      <w:r>
+        <w:rPr>
+          <w:rFonts w:ascii="Arial" w:hAnsi="Arial" w:cs="Arial"/>
+          <w:b/>
+          <w:i/>
+          <w:color w:val="305496"/>
+          <w:sz w:val="22"/>
+        </w:rPr>
+        <w:t xml:space="preserve">   (5)</w:t>
       </w:r>
     </w:p>
     <w:p>
@@ -4007,6 +4850,15 @@
         </w:rPr>
         <w:t>Selesaikan (1+y) sin 2x dx + y(1+sin²x) dy = 0. Kedua variabel masih bercampur di koefisien. Bagi seluruh PD dengan (1+y)(1+sin²x) agar suku dx hanya bergantung x dan suku dy hanya bergantung y: sin 2x/(1+sin²x) dx + y/(1+y) dy = 0. Karena sin 2x = 2 sin x cos x sama dengan turunan (1+sin²x), integral suku-x langsung memberi ln(1+sin²x). Untuk suku-y, trik aljabar tambah-kurang y/(1+y) = 1 − 1/(1+y) memecah integran menjadi dua suku sederhana, menghasilkan y − ln(1+y).</w:t>
       </w:r>
+      <w:r>
+        <w:rPr>
+          <w:rFonts w:ascii="Arial" w:hAnsi="Arial" w:cs="Arial"/>
+          <w:b w:val="0"/>
+          <w:i w:val="0"/>
+          <w:sz w:val="22"/>
+        </w:rPr>
+        <w:t xml:space="preserve"> Bentuk ringkasnya dituliskan pada Persamaan (6).</w:t>
+      </w:r>
     </w:p>
     <w:p>
       <w:pPr>
@@ -4021,7 +4873,38 @@
           <w:color w:val="305496"/>
           <w:sz w:val="22"/>
         </w:rPr>
-        <w:t>✓ Solusi Umum:   (1+sin²x) · e^y / (1+y) = c</w:t>
+        <w:t xml:space="preserve">✓ Solusi Umum:   (1+sin²x) · e</w:t>
+      </w:r>
+      <w:r>
+        <w:rPr>
+          <w:rFonts w:ascii="Arial" w:hAnsi="Arial" w:cs="Arial"/>
+          <w:b/>
+          <w:i/>
+          <w:color w:val="305496"/>
+          <w:sz w:val="22"/>
+          <w:vertAlign w:val="superscript"/>
+        </w:rPr>
+        <w:t xml:space="preserve">y</w:t>
+      </w:r>
+      <w:r>
+        <w:rPr>
+          <w:rFonts w:ascii="Arial" w:hAnsi="Arial" w:cs="Arial"/>
+          <w:b/>
+          <w:i/>
+          <w:color w:val="305496"/>
+          <w:sz w:val="22"/>
+        </w:rPr>
+        <w:t xml:space="preserve"> / (1+y) = c</w:t>
+      </w:r>
+      <w:r>
+        <w:rPr>
+          <w:rFonts w:ascii="Arial" w:hAnsi="Arial" w:cs="Arial"/>
+          <w:b/>
+          <w:i/>
+          <w:color w:val="305496"/>
+          <w:sz w:val="22"/>
+        </w:rPr>
+        <w:t xml:space="preserve">   (6)</w:t>
       </w:r>
     </w:p>
     <w:p>
@@ -4069,7 +4952,128 @@
           <w:i w:val="0"/>
           <w:sz w:val="22"/>
         </w:rPr>
-        <w:t>Selesaikan dy/dx = −2y dengan syarat awal y(0) = 5. Pisahkan: dy/y = −2 dx. Integrasi: ln|y| = −2x + C, sehingga solusi umum y = C1·e⁻²ˣ. Substitusi syarat awal x=0, y=5: 5 = C1·e⁰ = C1, sehingga C1 = 5.</w:t>
+        <w:t xml:space="preserve">Selesaikan dy/dx = −2y dengan syarat awal y(0) = 5. Pisahkan: dy/y = −2 dx. Integrasi: ln|y| = −2x + C, sehingga solusi umum y = </w:t>
+      </w:r>
+      <w:r>
+        <w:rPr>
+          <w:rFonts w:ascii="Arial" w:hAnsi="Arial" w:cs="Arial"/>
+          <w:b w:val="0"/>
+          <w:i w:val="0"/>
+          <w:sz w:val="22"/>
+        </w:rPr>
+        <w:t xml:space="preserve">C</w:t>
+      </w:r>
+      <w:r>
+        <w:rPr>
+          <w:rFonts w:ascii="Arial" w:hAnsi="Arial" w:cs="Arial"/>
+          <w:b w:val="0"/>
+          <w:i w:val="0"/>
+          <w:sz w:val="22"/>
+          <w:vertAlign w:val="subscript"/>
+        </w:rPr>
+        <w:t xml:space="preserve">1</w:t>
+      </w:r>
+      <w:r>
+        <w:rPr>
+          <w:rFonts w:ascii="Arial" w:hAnsi="Arial" w:cs="Arial"/>
+          <w:b w:val="0"/>
+          <w:i w:val="0"/>
+          <w:sz w:val="22"/>
+        </w:rPr>
+        <w:t xml:space="preserve">·e⁻²ˣ. Substitusi syarat awal x=0, y=5: 5 = </w:t>
+      </w:r>
+      <w:r>
+        <w:rPr>
+          <w:rFonts w:ascii="Arial" w:hAnsi="Arial" w:cs="Arial"/>
+          <w:b w:val="0"/>
+          <w:i w:val="0"/>
+          <w:sz w:val="22"/>
+        </w:rPr>
+        <w:t xml:space="preserve">C</w:t>
+      </w:r>
+      <w:r>
+        <w:rPr>
+          <w:rFonts w:ascii="Arial" w:hAnsi="Arial" w:cs="Arial"/>
+          <w:b w:val="0"/>
+          <w:i w:val="0"/>
+          <w:sz w:val="22"/>
+          <w:vertAlign w:val="subscript"/>
+        </w:rPr>
+        <w:t xml:space="preserve">1</w:t>
+      </w:r>
+      <w:r>
+        <w:rPr>
+          <w:rFonts w:ascii="Arial" w:hAnsi="Arial" w:cs="Arial"/>
+          <w:b w:val="0"/>
+          <w:i w:val="0"/>
+          <w:sz w:val="22"/>
+        </w:rPr>
+        <w:t xml:space="preserve">·e⁰ = </w:t>
+      </w:r>
+      <w:r>
+        <w:rPr>
+          <w:rFonts w:ascii="Arial" w:hAnsi="Arial" w:cs="Arial"/>
+          <w:b w:val="0"/>
+          <w:i w:val="0"/>
+          <w:sz w:val="22"/>
+        </w:rPr>
+        <w:t xml:space="preserve">C</w:t>
+      </w:r>
+      <w:r>
+        <w:rPr>
+          <w:rFonts w:ascii="Arial" w:hAnsi="Arial" w:cs="Arial"/>
+          <w:b w:val="0"/>
+          <w:i w:val="0"/>
+          <w:sz w:val="22"/>
+          <w:vertAlign w:val="subscript"/>
+        </w:rPr>
+        <w:t xml:space="preserve">1</w:t>
+      </w:r>
+      <w:r>
+        <w:rPr>
+          <w:rFonts w:ascii="Arial" w:hAnsi="Arial" w:cs="Arial"/>
+          <w:b w:val="0"/>
+          <w:i w:val="0"/>
+          <w:sz w:val="22"/>
+        </w:rPr>
+        <w:t xml:space="preserve">, sehingga </w:t>
+      </w:r>
+      <w:r>
+        <w:rPr>
+          <w:rFonts w:ascii="Arial" w:hAnsi="Arial" w:cs="Arial"/>
+          <w:b w:val="0"/>
+          <w:i w:val="0"/>
+          <w:sz w:val="22"/>
+        </w:rPr>
+        <w:t xml:space="preserve">C</w:t>
+      </w:r>
+      <w:r>
+        <w:rPr>
+          <w:rFonts w:ascii="Arial" w:hAnsi="Arial" w:cs="Arial"/>
+          <w:b w:val="0"/>
+          <w:i w:val="0"/>
+          <w:sz w:val="22"/>
+          <w:vertAlign w:val="subscript"/>
+        </w:rPr>
+        <w:t xml:space="preserve">1</w:t>
+      </w:r>
+      <w:r>
+        <w:rPr>
+          <w:rFonts w:ascii="Arial" w:hAnsi="Arial" w:cs="Arial"/>
+          <w:b w:val="0"/>
+          <w:i w:val="0"/>
+          <w:sz w:val="22"/>
+        </w:rPr>
+        <w:t xml:space="preserve"> = 5.</w:t>
+      </w:r>
+      <w:r>
+        <w:rPr>
+          <w:rFonts w:ascii="Arial" w:hAnsi="Arial" w:cs="Arial"/>
+          <w:b w:val="0"/>
+          <w:i w:val="0"/>
+          <w:sz w:val="22"/>
+        </w:rPr>
+        <w:t xml:space="preserve"> Persamaan (7) memadatkan aturan tersebut.</w:t>
       </w:r>
     </w:p>
     <w:p>
@@ -4085,7 +5089,28 @@
           <w:color w:val="305496"/>
           <w:sz w:val="22"/>
         </w:rPr>
-        <w:t>✓ Solusi Khusus:   y = 5 · e^(−2x)</w:t>
+        <w:t xml:space="preserve">✓ Solusi Khusus:   y = 5 · e</w:t>
+      </w:r>
+      <w:r>
+        <w:rPr>
+          <w:rFonts w:ascii="Arial" w:hAnsi="Arial" w:cs="Arial"/>
+          <w:b/>
+          <w:i/>
+          <w:color w:val="305496"/>
+          <w:sz w:val="22"/>
+          <w:vertAlign w:val="superscript"/>
+        </w:rPr>
+        <w:t xml:space="preserve">−2x</w:t>
+      </w:r>
+      <w:r>
+        <w:rPr>
+          <w:rFonts w:ascii="Arial" w:hAnsi="Arial" w:cs="Arial"/>
+          <w:b/>
+          <w:i/>
+          <w:color w:val="305496"/>
+          <w:sz w:val="22"/>
+        </w:rPr>
+        <w:t xml:space="preserve">   (7)</w:t>
       </w:r>
     </w:p>
     <w:p>
@@ -4109,7 +5134,35 @@
           <w:i w:val="0"/>
           <w:sz w:val="22"/>
         </w:rPr>
-        <w:t>Verifikasi menegaskan solusi ini benar dan unik: turunan y' = −10·e⁻²ˣ memang sama dengan −2y = −10·e⁻²ˣ, dan syarat awal y(0)=5·e⁰=5 juga terpenuhi. Pola eksponensial y = N0·eᵏˣ seperti ini muncul di mana saja ada laju perubahan proporsional dengan nilai sekarang: pertumbuhan populasi (k positif), peluruhan radioaktif (k negatif), pendinginan Newton, serta pengisian/pengosongan muatan kapasitor pada rangkaian RC. Inilah keluarga solusi paling fundamental dalam fisika dan rekayasa.</w:t>
+        <w:t xml:space="preserve">Verifikasi menegaskan solusi ini benar dan unik: turunan y' = −10·e⁻²ˣ memang sama dengan −2y = −10·e⁻²ˣ, dan syarat awal y(0)=5·e⁰=5 juga terpenuhi. Pola eksponensial y = </w:t>
+      </w:r>
+      <w:r>
+        <w:rPr>
+          <w:rFonts w:ascii="Arial" w:hAnsi="Arial" w:cs="Arial"/>
+          <w:b w:val="0"/>
+          <w:i w:val="0"/>
+          <w:sz w:val="22"/>
+        </w:rPr>
+        <w:t xml:space="preserve">N</w:t>
+      </w:r>
+      <w:r>
+        <w:rPr>
+          <w:rFonts w:ascii="Arial" w:hAnsi="Arial" w:cs="Arial"/>
+          <w:b w:val="0"/>
+          <w:i w:val="0"/>
+          <w:sz w:val="22"/>
+          <w:vertAlign w:val="subscript"/>
+        </w:rPr>
+        <w:t xml:space="preserve">0</w:t>
+      </w:r>
+      <w:r>
+        <w:rPr>
+          <w:rFonts w:ascii="Arial" w:hAnsi="Arial" w:cs="Arial"/>
+          <w:b w:val="0"/>
+          <w:i w:val="0"/>
+          <w:sz w:val="22"/>
+        </w:rPr>
+        <w:t xml:space="preserve">·eᵏˣ seperti ini muncul di mana saja ada laju perubahan proporsional dengan nilai sekarang: pertumbuhan populasi (k positif), peluruhan radioaktif (k negatif), pendinginan Newton, serta pengisian/pengosongan muatan kapasitor pada rangkaian RC. Inilah keluarga solusi paling fundamental dalam fisika dan rekayasa.</w:t>
       </w:r>
     </w:p>
     <w:p>
@@ -4158,6 +5211,15 @@
         </w:rPr>
         <w:t>Hukum Pendinginan Newton menyatakan bahwa laju perubahan suhu sebuah benda sebanding dengan selisih suhu benda dengan suhu lingkungannya. Model ini adalah PD variabel terpisah klasik di engineering termal.</w:t>
       </w:r>
+      <w:r>
+        <w:rPr>
+          <w:rFonts w:ascii="Arial" w:hAnsi="Arial" w:cs="Arial"/>
+          <w:b w:val="0"/>
+          <w:i w:val="0"/>
+          <w:sz w:val="22"/>
+        </w:rPr>
+        <w:t xml:space="preserve"> Rangkuman kuantitatifnya tertulis pada Persamaan (8).</w:t>
+      </w:r>
     </w:p>
     <w:p>
       <w:pPr>
@@ -4174,6 +5236,16 @@
         </w:rPr>
         <w:t>dT/dt = −k · (T − Tm)      T(t) = suhu benda, Tm = suhu lingkungan, k &gt; 0 = konstanta pendinginan</w:t>
       </w:r>
+      <w:r>
+        <w:rPr>
+          <w:rFonts w:ascii="Arial" w:hAnsi="Arial" w:cs="Arial"/>
+          <w:b/>
+          <w:i/>
+          <w:color w:val="305496"/>
+          <w:sz w:val="22"/>
+        </w:rPr>
+        <w:t xml:space="preserve">   (8)</w:t>
+      </w:r>
     </w:p>
     <w:p>
       <w:pPr>
@@ -4196,7 +5268,72 @@
           <w:i w:val="0"/>
           <w:sz w:val="22"/>
         </w:rPr>
-        <w:t>Bola tembaga bersuhu T(0) = 100°C didinginkan di lingkungan bersuhu Tm = 20°C dengan konstanta k = 0,1/menit. Pisahkan variabel: dT/(T−20) = −0,1 dt. Integrasi memberi ln|T−20| = −0,1t + C, sehingga T(t) = 20 + C1·e⁻⁰˙¹ᵗ. Substitusi syarat awal T(0)=100 memberi C1 = 80.</w:t>
+        <w:t xml:space="preserve">Bola tembaga bersuhu T(0) = 100°C didinginkan di lingkungan bersuhu Tm = 20°C dengan konstanta k = 0,1/menit. Pisahkan variabel: dT/(T−20) = −0,1 dt. Integrasi memberi ln|T−20| = −0,1t + C, sehingga T(t) = 20 + </w:t>
+      </w:r>
+      <w:r>
+        <w:rPr>
+          <w:rFonts w:ascii="Arial" w:hAnsi="Arial" w:cs="Arial"/>
+          <w:b w:val="0"/>
+          <w:i w:val="0"/>
+          <w:sz w:val="22"/>
+        </w:rPr>
+        <w:t xml:space="preserve">C</w:t>
+      </w:r>
+      <w:r>
+        <w:rPr>
+          <w:rFonts w:ascii="Arial" w:hAnsi="Arial" w:cs="Arial"/>
+          <w:b w:val="0"/>
+          <w:i w:val="0"/>
+          <w:sz w:val="22"/>
+          <w:vertAlign w:val="subscript"/>
+        </w:rPr>
+        <w:t xml:space="preserve">1</w:t>
+      </w:r>
+      <w:r>
+        <w:rPr>
+          <w:rFonts w:ascii="Arial" w:hAnsi="Arial" w:cs="Arial"/>
+          <w:b w:val="0"/>
+          <w:i w:val="0"/>
+          <w:sz w:val="22"/>
+        </w:rPr>
+        <w:t xml:space="preserve">·e⁻⁰˙¹ᵗ. Substitusi syarat awal T(0)=100 memberi </w:t>
+      </w:r>
+      <w:r>
+        <w:rPr>
+          <w:rFonts w:ascii="Arial" w:hAnsi="Arial" w:cs="Arial"/>
+          <w:b w:val="0"/>
+          <w:i w:val="0"/>
+          <w:sz w:val="22"/>
+        </w:rPr>
+        <w:t xml:space="preserve">C</w:t>
+      </w:r>
+      <w:r>
+        <w:rPr>
+          <w:rFonts w:ascii="Arial" w:hAnsi="Arial" w:cs="Arial"/>
+          <w:b w:val="0"/>
+          <w:i w:val="0"/>
+          <w:sz w:val="22"/>
+          <w:vertAlign w:val="subscript"/>
+        </w:rPr>
+        <w:t xml:space="preserve">1</w:t>
+      </w:r>
+      <w:r>
+        <w:rPr>
+          <w:rFonts w:ascii="Arial" w:hAnsi="Arial" w:cs="Arial"/>
+          <w:b w:val="0"/>
+          <w:i w:val="0"/>
+          <w:sz w:val="22"/>
+        </w:rPr>
+        <w:t xml:space="preserve"> = 80.</w:t>
+      </w:r>
+      <w:r>
+        <w:rPr>
+          <w:rFonts w:ascii="Arial" w:hAnsi="Arial" w:cs="Arial"/>
+          <w:b w:val="0"/>
+          <w:i w:val="0"/>
+          <w:sz w:val="22"/>
+        </w:rPr>
+        <w:t xml:space="preserve"> Hubungan ini dirangkum dalam Persamaan (9).</w:t>
       </w:r>
     </w:p>
     <w:p>
@@ -4212,7 +5349,28 @@
           <w:color w:val="305496"/>
           <w:sz w:val="22"/>
         </w:rPr>
-        <w:t>✓ Solusi Khusus:   T(t) = 20 + 80 · e^(−0,1t)</w:t>
+        <w:t xml:space="preserve">✓ Solusi Khusus:   T(t) = 20 + 80 · e</w:t>
+      </w:r>
+      <w:r>
+        <w:rPr>
+          <w:rFonts w:ascii="Arial" w:hAnsi="Arial" w:cs="Arial"/>
+          <w:b/>
+          <w:i/>
+          <w:color w:val="305496"/>
+          <w:sz w:val="22"/>
+          <w:vertAlign w:val="superscript"/>
+        </w:rPr>
+        <w:t xml:space="preserve">−0,1t</w:t>
+      </w:r>
+      <w:r>
+        <w:rPr>
+          <w:rFonts w:ascii="Arial" w:hAnsi="Arial" w:cs="Arial"/>
+          <w:b/>
+          <w:i/>
+          <w:color w:val="305496"/>
+          <w:sz w:val="22"/>
+        </w:rPr>
+        <w:t xml:space="preserve">   (9)</w:t>
       </w:r>
     </w:p>
     <w:p>
@@ -4269,7 +5427,28 @@
           <w:color w:val="444444"/>
           <w:sz w:val="20"/>
         </w:rPr>
-        <w:t>Gambar 5. Kurva pendinginan bola tembaga T(t) = 20 + 80·e^(−0,1t): suhu menurun cepat di awal lalu melambat mendekati asimptot Tm = 20°C, dengan T(10) ≈ 49,43°C ditandai.</w:t>
+        <w:t xml:space="preserve">Gambar 5. Kurva pendinginan bola tembaga T(t) = 20 + 80·e</w:t>
+      </w:r>
+      <w:r>
+        <w:rPr>
+          <w:rFonts w:ascii="Arial" w:hAnsi="Arial" w:cs="Arial"/>
+          <w:b w:val="0"/>
+          <w:i/>
+          <w:color w:val="444444"/>
+          <w:sz w:val="20"/>
+          <w:vertAlign w:val="superscript"/>
+        </w:rPr>
+        <w:t xml:space="preserve">−0,1t</w:t>
+      </w:r>
+      <w:r>
+        <w:rPr>
+          <w:rFonts w:ascii="Arial" w:hAnsi="Arial" w:cs="Arial"/>
+          <w:b w:val="0"/>
+          <w:i/>
+          <w:color w:val="444444"/>
+          <w:sz w:val="20"/>
+        </w:rPr>
+        <w:t xml:space="preserve">: suhu menurun cepat di awal lalu melambat mendekati asimptot Tm = 20°C, dengan T(10) ≈ 49,43°C ditandai.</w:t>
       </w:r>
     </w:p>
     <w:p>
@@ -4310,6 +5489,15 @@
         </w:rPr>
         <w:t>Bola tembaga panas 100°C didinginkan di lingkungan 30°C; setelah 10 menit suhunya menjadi 80°C (k tidak diketahui langsung, harus diestimasi dari data). Model: T(t) = 30 + c·e⁻ᵏᵗ. Dari T(0)=100 diperoleh c=70. Dari data T(10)=80: 80 = 30 + 70·e⁻¹⁰ᵏ, sehingga e⁻¹⁰ᵏ = 5/7 dan k = (1/10)·ln(7/5) ≈ 0,034/menit. Dengan k ini, T(20) = 30 + 70·e⁻⁰˙⁶⁸ ≈ 65,75°C, dan waktu agar suhu mencapai 50°C adalah t ≈ 37 menit.</w:t>
       </w:r>
+      <w:r>
+        <w:rPr>
+          <w:rFonts w:ascii="Arial" w:hAnsi="Arial" w:cs="Arial"/>
+          <w:b w:val="0"/>
+          <w:i w:val="0"/>
+          <w:sz w:val="22"/>
+        </w:rPr>
+        <w:t xml:space="preserve"> Bentuk ringkasnya dituliskan pada Persamaan (10).</w:t>
+      </w:r>
     </w:p>
     <w:p>
       <w:pPr>
@@ -4325,6 +5513,16 @@
           <w:sz w:val="22"/>
         </w:rPr>
         <w:t>✓ T(20) ≈ 65,75°C,   t(T=50°C) ≈ 37 menit,   Tasimptot = 30°C</w:t>
+      </w:r>
+      <w:r>
+        <w:rPr>
+          <w:rFonts w:ascii="Arial" w:hAnsi="Arial" w:cs="Arial"/>
+          <w:b/>
+          <w:i/>
+          <w:color w:val="305496"/>
+          <w:sz w:val="22"/>
+        </w:rPr>
+        <w:t xml:space="preserve">   (10)</w:t>
       </w:r>
     </w:p>
     <w:p>
@@ -4666,7 +5864,35 @@
                 <w:i w:val="0"/>
                 <w:sz w:val="19"/>
               </w:rPr>
-              <w:t>y = N0·eᵏˣ</w:t>
+              <w:t xml:space="preserve">y = </w:t>
+            </w:r>
+            <w:r>
+              <w:rPr>
+                <w:rFonts w:ascii="Arial" w:hAnsi="Arial" w:cs="Arial"/>
+                <w:b w:val="0"/>
+                <w:i w:val="0"/>
+                <w:sz w:val="19"/>
+              </w:rPr>
+              <w:t xml:space="preserve">N</w:t>
+            </w:r>
+            <w:r>
+              <w:rPr>
+                <w:rFonts w:ascii="Arial" w:hAnsi="Arial" w:cs="Arial"/>
+                <w:b w:val="0"/>
+                <w:i w:val="0"/>
+                <w:sz w:val="19"/>
+                <w:vertAlign w:val="subscript"/>
+              </w:rPr>
+              <w:t xml:space="preserve">0</w:t>
+            </w:r>
+            <w:r>
+              <w:rPr>
+                <w:rFonts w:ascii="Arial" w:hAnsi="Arial" w:cs="Arial"/>
+                <w:b w:val="0"/>
+                <w:i w:val="0"/>
+                <w:sz w:val="19"/>
+              </w:rPr>
+              <w:t xml:space="preserve">·eᵏˣ</w:t>
             </w:r>
           </w:p>
         </w:tc>
@@ -4884,7 +6110,35 @@
                 <w:i w:val="0"/>
                 <w:sz w:val="19"/>
               </w:rPr>
-              <w:t>T = Tm+(T0−Tm)e⁻ᵏᵗ</w:t>
+              <w:t xml:space="preserve">T = Tm+(</w:t>
+            </w:r>
+            <w:r>
+              <w:rPr>
+                <w:rFonts w:ascii="Arial" w:hAnsi="Arial" w:cs="Arial"/>
+                <w:b w:val="0"/>
+                <w:i w:val="0"/>
+                <w:sz w:val="19"/>
+              </w:rPr>
+              <w:t xml:space="preserve">T</w:t>
+            </w:r>
+            <w:r>
+              <w:rPr>
+                <w:rFonts w:ascii="Arial" w:hAnsi="Arial" w:cs="Arial"/>
+                <w:b w:val="0"/>
+                <w:i w:val="0"/>
+                <w:sz w:val="19"/>
+                <w:vertAlign w:val="subscript"/>
+              </w:rPr>
+              <w:t xml:space="preserve">0</w:t>
+            </w:r>
+            <w:r>
+              <w:rPr>
+                <w:rFonts w:ascii="Arial" w:hAnsi="Arial" w:cs="Arial"/>
+                <w:b w:val="0"/>
+                <w:i w:val="0"/>
+                <w:sz w:val="19"/>
+              </w:rPr>
+              <w:t xml:space="preserve">−Tm)e⁻ᵏᵗ</w:t>
             </w:r>
           </w:p>
         </w:tc>
@@ -4990,7 +6244,35 @@
                 <w:i w:val="0"/>
                 <w:sz w:val="19"/>
               </w:rPr>
-              <w:t>N = N0·e⁻λᵗ</w:t>
+              <w:t xml:space="preserve">N = </w:t>
+            </w:r>
+            <w:r>
+              <w:rPr>
+                <w:rFonts w:ascii="Arial" w:hAnsi="Arial" w:cs="Arial"/>
+                <w:b w:val="0"/>
+                <w:i w:val="0"/>
+                <w:sz w:val="19"/>
+              </w:rPr>
+              <w:t xml:space="preserve">N</w:t>
+            </w:r>
+            <w:r>
+              <w:rPr>
+                <w:rFonts w:ascii="Arial" w:hAnsi="Arial" w:cs="Arial"/>
+                <w:b w:val="0"/>
+                <w:i w:val="0"/>
+                <w:sz w:val="19"/>
+                <w:vertAlign w:val="subscript"/>
+              </w:rPr>
+              <w:t xml:space="preserve">0</w:t>
+            </w:r>
+            <w:r>
+              <w:rPr>
+                <w:rFonts w:ascii="Arial" w:hAnsi="Arial" w:cs="Arial"/>
+                <w:b w:val="0"/>
+                <w:i w:val="0"/>
+                <w:sz w:val="19"/>
+              </w:rPr>
+              <w:t xml:space="preserve">·e⁻λᵗ</w:t>
             </w:r>
           </w:p>
         </w:tc>
@@ -5223,7 +6505,63 @@
           <w:i w:val="0"/>
           <w:sz w:val="22"/>
         </w:rPr>
-        <w:t>atom radioaktif memancarkan radiasi dengan laju proporsional terhadap jumlah atom yang masih ada: dN/dt = −λN, solusi N(t) = N0·e⁻λᵗ. Half-life T1/2 = ln(2)/λ adalah waktu untuk N berkurang setengah. Carbon-14 punya half-life 5730 tahun, dasar penanggalan karbon untuk fosil dan artefak arkeologi.</w:t>
+        <w:t xml:space="preserve">atom radioaktif memancarkan radiasi dengan laju proporsional terhadap jumlah atom yang masih ada: dN/dt = −λN, solusi N(t) = </w:t>
+      </w:r>
+      <w:r>
+        <w:rPr>
+          <w:rFonts w:ascii="Arial" w:hAnsi="Arial" w:cs="Arial"/>
+          <w:b w:val="0"/>
+          <w:i w:val="0"/>
+          <w:sz w:val="22"/>
+        </w:rPr>
+        <w:t xml:space="preserve">N</w:t>
+      </w:r>
+      <w:r>
+        <w:rPr>
+          <w:rFonts w:ascii="Arial" w:hAnsi="Arial" w:cs="Arial"/>
+          <w:b w:val="0"/>
+          <w:i w:val="0"/>
+          <w:sz w:val="22"/>
+          <w:vertAlign w:val="subscript"/>
+        </w:rPr>
+        <w:t xml:space="preserve">0</w:t>
+      </w:r>
+      <w:r>
+        <w:rPr>
+          <w:rFonts w:ascii="Arial" w:hAnsi="Arial" w:cs="Arial"/>
+          <w:b w:val="0"/>
+          <w:i w:val="0"/>
+          <w:sz w:val="22"/>
+        </w:rPr>
+        <w:t xml:space="preserve">·e⁻λᵗ. Half-life </w:t>
+      </w:r>
+      <w:r>
+        <w:rPr>
+          <w:rFonts w:ascii="Arial" w:hAnsi="Arial" w:cs="Arial"/>
+          <w:b w:val="0"/>
+          <w:i w:val="0"/>
+          <w:sz w:val="22"/>
+        </w:rPr>
+        <w:t xml:space="preserve">T</w:t>
+      </w:r>
+      <w:r>
+        <w:rPr>
+          <w:rFonts w:ascii="Arial" w:hAnsi="Arial" w:cs="Arial"/>
+          <w:b w:val="0"/>
+          <w:i w:val="0"/>
+          <w:sz w:val="22"/>
+          <w:vertAlign w:val="subscript"/>
+        </w:rPr>
+        <w:t xml:space="preserve">1</w:t>
+      </w:r>
+      <w:r>
+        <w:rPr>
+          <w:rFonts w:ascii="Arial" w:hAnsi="Arial" w:cs="Arial"/>
+          <w:b w:val="0"/>
+          <w:i w:val="0"/>
+          <w:sz w:val="22"/>
+        </w:rPr>
+        <w:t xml:space="preserve">/2 = ln(2)/λ adalah waktu untuk N berkurang setengah. Carbon-14 punya half-life 5730 tahun, dasar penanggalan karbon untuk fosil dan artefak arkeologi.</w:t>
       </w:r>
     </w:p>
     <w:p>
@@ -5256,7 +6594,35 @@
           <w:i w:val="0"/>
           <w:sz w:val="22"/>
         </w:rPr>
-        <w:t>populasi bakteri di kondisi nutrisi melimpah tumbuh dengan laju proporsional terhadap populasi saat ini: dN/dt = rN, solusi N(t) = N0·eʳᵗ. Bunga majemuk kontinu di bank (dM/dt = rM) dan penyebaran awal virus di populasi yang belum jenuh mengikuti pola variabel terpisah yang identik, dy/y = r·dx.</w:t>
+        <w:t xml:space="preserve">populasi bakteri di kondisi nutrisi melimpah tumbuh dengan laju proporsional terhadap populasi saat ini: dN/dt = rN, solusi N(t) = </w:t>
+      </w:r>
+      <w:r>
+        <w:rPr>
+          <w:rFonts w:ascii="Arial" w:hAnsi="Arial" w:cs="Arial"/>
+          <w:b w:val="0"/>
+          <w:i w:val="0"/>
+          <w:sz w:val="22"/>
+        </w:rPr>
+        <w:t xml:space="preserve">N</w:t>
+      </w:r>
+      <w:r>
+        <w:rPr>
+          <w:rFonts w:ascii="Arial" w:hAnsi="Arial" w:cs="Arial"/>
+          <w:b w:val="0"/>
+          <w:i w:val="0"/>
+          <w:sz w:val="22"/>
+          <w:vertAlign w:val="subscript"/>
+        </w:rPr>
+        <w:t xml:space="preserve">0</w:t>
+      </w:r>
+      <w:r>
+        <w:rPr>
+          <w:rFonts w:ascii="Arial" w:hAnsi="Arial" w:cs="Arial"/>
+          <w:b w:val="0"/>
+          <w:i w:val="0"/>
+          <w:sz w:val="22"/>
+        </w:rPr>
+        <w:t xml:space="preserve">·eʳᵗ. Bunga majemuk kontinu di bank (dM/dt = rM) dan penyebaran awal virus di populasi yang belum jenuh mengikuti pola variabel terpisah yang identik, dy/y = r·dx.</w:t>
       </w:r>
     </w:p>
     <w:p>
@@ -5459,7 +6825,35 @@
           <w:i w:val="0"/>
           <w:sz w:val="22"/>
         </w:rPr>
-        <w:t>rangkaian RC (resistor-kapasitor) pada sistem kontrol dan sensor mekatronik mengikuti PD variabel terpisah V·dV/dt = -V/(RC) untuk discharge, dengan solusi V(t)=V0·e⁻ᵗ/ᴿᶜ. Konstanta waktu τ=RC menentukan seberapa cepat sensor merespons perubahan sinyal, parameter desain penting pada rangkaian akuisisi data sistem monitoring getaran dan suhu.</w:t>
+        <w:t xml:space="preserve">rangkaian RC (resistor-kapasitor) pada sistem kontrol dan sensor mekatronik mengikuti PD variabel terpisah V·dV/dt = -V/(RC) untuk discharge, dengan solusi V(t)=</w:t>
+      </w:r>
+      <w:r>
+        <w:rPr>
+          <w:rFonts w:ascii="Arial" w:hAnsi="Arial" w:cs="Arial"/>
+          <w:b w:val="0"/>
+          <w:i w:val="0"/>
+          <w:sz w:val="22"/>
+        </w:rPr>
+        <w:t xml:space="preserve">V</w:t>
+      </w:r>
+      <w:r>
+        <w:rPr>
+          <w:rFonts w:ascii="Arial" w:hAnsi="Arial" w:cs="Arial"/>
+          <w:b w:val="0"/>
+          <w:i w:val="0"/>
+          <w:sz w:val="22"/>
+          <w:vertAlign w:val="subscript"/>
+        </w:rPr>
+        <w:t xml:space="preserve">0</w:t>
+      </w:r>
+      <w:r>
+        <w:rPr>
+          <w:rFonts w:ascii="Arial" w:hAnsi="Arial" w:cs="Arial"/>
+          <w:b w:val="0"/>
+          <w:i w:val="0"/>
+          <w:sz w:val="22"/>
+        </w:rPr>
+        <w:t xml:space="preserve">·e⁻ᵗ/ᴿᶜ. Konstanta waktu τ=RC menentukan seberapa cepat sensor merespons perubahan sinyal, parameter desain penting pada rangkaian akuisisi data sistem monitoring getaran dan suhu.</w:t>
       </w:r>
     </w:p>
     <w:p>
@@ -7141,7 +8535,35 @@
           <w:i w:val="0"/>
           <w:sz w:val="22"/>
         </w:rPr>
-        <w:t>Untuk PD dN/dt = −λN (peluruhan radioaktif), rumus half-life T1/2 yang benar adalah...</w:t>
+        <w:t xml:space="preserve">Untuk PD dN/dt = −λN (peluruhan radioaktif), rumus half-life </w:t>
+      </w:r>
+      <w:r>
+        <w:rPr>
+          <w:rFonts w:ascii="Arial" w:hAnsi="Arial" w:cs="Arial"/>
+          <w:b w:val="0"/>
+          <w:i w:val="0"/>
+          <w:sz w:val="22"/>
+        </w:rPr>
+        <w:t xml:space="preserve">T</w:t>
+      </w:r>
+      <w:r>
+        <w:rPr>
+          <w:rFonts w:ascii="Arial" w:hAnsi="Arial" w:cs="Arial"/>
+          <w:b w:val="0"/>
+          <w:i w:val="0"/>
+          <w:sz w:val="22"/>
+          <w:vertAlign w:val="subscript"/>
+        </w:rPr>
+        <w:t xml:space="preserve">1</w:t>
+      </w:r>
+      <w:r>
+        <w:rPr>
+          <w:rFonts w:ascii="Arial" w:hAnsi="Arial" w:cs="Arial"/>
+          <w:b w:val="0"/>
+          <w:i w:val="0"/>
+          <w:sz w:val="22"/>
+        </w:rPr>
+        <w:t xml:space="preserve">/2 yang benar adalah...</w:t>
       </w:r>
     </w:p>
     <w:p>
@@ -7177,7 +8599,38 @@
           <w:color w:val="333333"/>
           <w:sz w:val="21"/>
         </w:rPr>
-        <w:t>T1/2 = λ / ln(2)</w:t>
+        <w:t xml:space="preserve"/>
+      </w:r>
+      <w:r>
+        <w:rPr>
+          <w:rFonts w:ascii="Arial" w:hAnsi="Arial" w:cs="Arial"/>
+          <w:b w:val="0"/>
+          <w:i w:val="0"/>
+          <w:color w:val="333333"/>
+          <w:sz w:val="21"/>
+        </w:rPr>
+        <w:t xml:space="preserve">T</w:t>
+      </w:r>
+      <w:r>
+        <w:rPr>
+          <w:rFonts w:ascii="Arial" w:hAnsi="Arial" w:cs="Arial"/>
+          <w:b w:val="0"/>
+          <w:i w:val="0"/>
+          <w:color w:val="333333"/>
+          <w:sz w:val="21"/>
+          <w:vertAlign w:val="subscript"/>
+        </w:rPr>
+        <w:t xml:space="preserve">1</w:t>
+      </w:r>
+      <w:r>
+        <w:rPr>
+          <w:rFonts w:ascii="Arial" w:hAnsi="Arial" w:cs="Arial"/>
+          <w:b w:val="0"/>
+          <w:i w:val="0"/>
+          <w:color w:val="333333"/>
+          <w:sz w:val="21"/>
+        </w:rPr>
+        <w:t xml:space="preserve">/2 = λ / ln(2)</w:t>
       </w:r>
     </w:p>
     <w:p>
@@ -7213,7 +8666,38 @@
           <w:color w:val="333333"/>
           <w:sz w:val="21"/>
         </w:rPr>
-        <w:t>T1/2 = ln(2) / λ</w:t>
+        <w:t xml:space="preserve"/>
+      </w:r>
+      <w:r>
+        <w:rPr>
+          <w:rFonts w:ascii="Arial" w:hAnsi="Arial" w:cs="Arial"/>
+          <w:b w:val="0"/>
+          <w:i w:val="0"/>
+          <w:color w:val="333333"/>
+          <w:sz w:val="21"/>
+        </w:rPr>
+        <w:t xml:space="preserve">T</w:t>
+      </w:r>
+      <w:r>
+        <w:rPr>
+          <w:rFonts w:ascii="Arial" w:hAnsi="Arial" w:cs="Arial"/>
+          <w:b w:val="0"/>
+          <w:i w:val="0"/>
+          <w:color w:val="333333"/>
+          <w:sz w:val="21"/>
+          <w:vertAlign w:val="subscript"/>
+        </w:rPr>
+        <w:t xml:space="preserve">1</w:t>
+      </w:r>
+      <w:r>
+        <w:rPr>
+          <w:rFonts w:ascii="Arial" w:hAnsi="Arial" w:cs="Arial"/>
+          <w:b w:val="0"/>
+          <w:i w:val="0"/>
+          <w:color w:val="333333"/>
+          <w:sz w:val="21"/>
+        </w:rPr>
+        <w:t xml:space="preserve">/2 = ln(2) / λ</w:t>
       </w:r>
     </w:p>
     <w:p>
@@ -7249,7 +8733,38 @@
           <w:color w:val="333333"/>
           <w:sz w:val="21"/>
         </w:rPr>
-        <w:t>T1/2 = 2/λ</w:t>
+        <w:t xml:space="preserve"/>
+      </w:r>
+      <w:r>
+        <w:rPr>
+          <w:rFonts w:ascii="Arial" w:hAnsi="Arial" w:cs="Arial"/>
+          <w:b w:val="0"/>
+          <w:i w:val="0"/>
+          <w:color w:val="333333"/>
+          <w:sz w:val="21"/>
+        </w:rPr>
+        <w:t xml:space="preserve">T</w:t>
+      </w:r>
+      <w:r>
+        <w:rPr>
+          <w:rFonts w:ascii="Arial" w:hAnsi="Arial" w:cs="Arial"/>
+          <w:b w:val="0"/>
+          <w:i w:val="0"/>
+          <w:color w:val="333333"/>
+          <w:sz w:val="21"/>
+          <w:vertAlign w:val="subscript"/>
+        </w:rPr>
+        <w:t xml:space="preserve">1</w:t>
+      </w:r>
+      <w:r>
+        <w:rPr>
+          <w:rFonts w:ascii="Arial" w:hAnsi="Arial" w:cs="Arial"/>
+          <w:b w:val="0"/>
+          <w:i w:val="0"/>
+          <w:color w:val="333333"/>
+          <w:sz w:val="21"/>
+        </w:rPr>
+        <w:t xml:space="preserve">/2 = 2/λ</w:t>
       </w:r>
     </w:p>
     <w:p>
@@ -7285,7 +8800,38 @@
           <w:color w:val="333333"/>
           <w:sz w:val="21"/>
         </w:rPr>
-        <w:t>T1/2 = λ²</w:t>
+        <w:t xml:space="preserve"/>
+      </w:r>
+      <w:r>
+        <w:rPr>
+          <w:rFonts w:ascii="Arial" w:hAnsi="Arial" w:cs="Arial"/>
+          <w:b w:val="0"/>
+          <w:i w:val="0"/>
+          <w:color w:val="333333"/>
+          <w:sz w:val="21"/>
+        </w:rPr>
+        <w:t xml:space="preserve">T</w:t>
+      </w:r>
+      <w:r>
+        <w:rPr>
+          <w:rFonts w:ascii="Arial" w:hAnsi="Arial" w:cs="Arial"/>
+          <w:b w:val="0"/>
+          <w:i w:val="0"/>
+          <w:color w:val="333333"/>
+          <w:sz w:val="21"/>
+          <w:vertAlign w:val="subscript"/>
+        </w:rPr>
+        <w:t xml:space="preserve">1</w:t>
+      </w:r>
+      <w:r>
+        <w:rPr>
+          <w:rFonts w:ascii="Arial" w:hAnsi="Arial" w:cs="Arial"/>
+          <w:b w:val="0"/>
+          <w:i w:val="0"/>
+          <w:color w:val="333333"/>
+          <w:sz w:val="21"/>
+        </w:rPr>
+        <w:t xml:space="preserve">/2 = λ²</w:t>
       </w:r>
     </w:p>
     <w:p>
@@ -7477,7 +9023,35 @@
           <w:i w:val="0"/>
           <w:sz w:val="22"/>
         </w:rPr>
-        <w:t>Mengapa syarat f2(x) ≠ 0 dan g1(y) ≠ 0 penting saat memisahkan PD f1(x)g1(y)dx + f2(x)g2(y)dy = 0?</w:t>
+        <w:t xml:space="preserve">Mengapa syarat f2(x) ≠ 0 dan g1(y) ≠ 0 penting saat memisahkan PD f1(x)g1(y)dx + </w:t>
+      </w:r>
+      <w:r>
+        <w:rPr>
+          <w:rFonts w:ascii="Arial" w:hAnsi="Arial" w:cs="Arial"/>
+          <w:b w:val="0"/>
+          <w:i w:val="0"/>
+          <w:sz w:val="22"/>
+        </w:rPr>
+        <w:t xml:space="preserve">f</w:t>
+      </w:r>
+      <w:r>
+        <w:rPr>
+          <w:rFonts w:ascii="Arial" w:hAnsi="Arial" w:cs="Arial"/>
+          <w:b w:val="0"/>
+          <w:i w:val="0"/>
+          <w:sz w:val="22"/>
+          <w:vertAlign w:val="subscript"/>
+        </w:rPr>
+        <w:t xml:space="preserve">2</w:t>
+      </w:r>
+      <w:r>
+        <w:rPr>
+          <w:rFonts w:ascii="Arial" w:hAnsi="Arial" w:cs="Arial"/>
+          <w:b w:val="0"/>
+          <w:i w:val="0"/>
+          <w:sz w:val="22"/>
+        </w:rPr>
+        <w:t xml:space="preserve">(x)g2(y)dy = 0?</w:t>
       </w:r>
     </w:p>
     <w:p>
@@ -7652,7 +9226,35 @@
           <w:i w:val="0"/>
           <w:sz w:val="22"/>
         </w:rPr>
-        <w:t>Lingkungan referensi (dipakai C1-C10, Python dengan numpy, sympy, scipy):</w:t>
+        <w:t xml:space="preserve">Lingkungan referensi (dipakai </w:t>
+      </w:r>
+      <w:r>
+        <w:rPr>
+          <w:rFonts w:ascii="Arial" w:hAnsi="Arial" w:cs="Arial"/>
+          <w:b w:val="0"/>
+          <w:i w:val="0"/>
+          <w:sz w:val="22"/>
+        </w:rPr>
+        <w:t xml:space="preserve">C</w:t>
+      </w:r>
+      <w:r>
+        <w:rPr>
+          <w:rFonts w:ascii="Arial" w:hAnsi="Arial" w:cs="Arial"/>
+          <w:b w:val="0"/>
+          <w:i w:val="0"/>
+          <w:sz w:val="22"/>
+          <w:vertAlign w:val="subscript"/>
+        </w:rPr>
+        <w:t xml:space="preserve">1</w:t>
+      </w:r>
+      <w:r>
+        <w:rPr>
+          <w:rFonts w:ascii="Arial" w:hAnsi="Arial" w:cs="Arial"/>
+          <w:b w:val="0"/>
+          <w:i w:val="0"/>
+          <w:sz w:val="22"/>
+        </w:rPr>
+        <w:t xml:space="preserve">-C10, Python dengan numpy, sympy, scipy):</w:t>
       </w:r>
     </w:p>
     <w:p>
@@ -7760,7 +9362,7 @@
           <w:color w:val="333333"/>
           <w:sz w:val="21"/>
         </w:rPr>
-        <w:t>Gunakan sp.dsolve(sp.diff(y(x),x)-3*x**2*y(x), y(x)) untuk solusi umum, lalu tambahkan ics={y(0):2} untuk solusi khusus dan substitusi x=1.</w:t>
+        <w:t xml:space="preserve">Gunakan sp.dsolve(sp.diff(y(x),x)-3·x**2·y(x), y(x)) untuk solusi umum, lalu tambahkan ics={y(0):2} untuk solusi khusus dan substitusi x=1.</w:t>
       </w:r>
     </w:p>
     <w:p>
@@ -7784,7 +9386,7 @@
           <w:i w:val="0"/>
           <w:sz w:val="22"/>
         </w:rPr>
-        <w:t>Bola logam bersuhu awal 90°C didinginkan di lingkungan 25°C dengan k=0,08/menit. Hitung T(15) memakai rumus T(t)=Tm+(T0-Tm)*np.exp(-k*t).</w:t>
+        <w:t xml:space="preserve">Bola logam bersuhu awal 90°C didinginkan di lingkungan 25°C dengan k=0,08/menit. Hitung T(15) memakai rumus T(t)=Tm+(T0-Tm)·np.exp(-k*t).</w:t>
       </w:r>
     </w:p>
     <w:p>
@@ -7820,7 +9422,38 @@
           <w:color w:val="333333"/>
           <w:sz w:val="21"/>
         </w:rPr>
-        <w:t>Substitusikan T0=90, Tm=25, k=0,08, t=15 langsung ke rumus solusi Hukum Pendinginan Newton.</w:t>
+        <w:t xml:space="preserve">Substitusikan </w:t>
+      </w:r>
+      <w:r>
+        <w:rPr>
+          <w:rFonts w:ascii="Arial" w:hAnsi="Arial" w:cs="Arial"/>
+          <w:b w:val="0"/>
+          <w:i w:val="0"/>
+          <w:color w:val="333333"/>
+          <w:sz w:val="21"/>
+        </w:rPr>
+        <w:t xml:space="preserve">T</w:t>
+      </w:r>
+      <w:r>
+        <w:rPr>
+          <w:rFonts w:ascii="Arial" w:hAnsi="Arial" w:cs="Arial"/>
+          <w:b w:val="0"/>
+          <w:i w:val="0"/>
+          <w:color w:val="333333"/>
+          <w:sz w:val="21"/>
+          <w:vertAlign w:val="subscript"/>
+        </w:rPr>
+        <w:t xml:space="preserve">0</w:t>
+      </w:r>
+      <w:r>
+        <w:rPr>
+          <w:rFonts w:ascii="Arial" w:hAnsi="Arial" w:cs="Arial"/>
+          <w:b w:val="0"/>
+          <w:i w:val="0"/>
+          <w:color w:val="333333"/>
+          <w:sz w:val="21"/>
+        </w:rPr>
+        <w:t xml:space="preserve">=90, Tm=25, k=0,08, t=15 langsung ke rumus solusi Hukum Pendinginan Newton.</w:t>
       </w:r>
     </w:p>
     <w:p>
@@ -7844,7 +9477,35 @@
           <w:i w:val="0"/>
           <w:sz w:val="22"/>
         </w:rPr>
-        <w:t>Suatu isotop punya half-life 8 hari dengan N0=1000 atom. Hitung λ dari rumus λ=ln(2)/T_half, lalu hitung N(20 hari) dengan N0*np.exp(-λ*t).</w:t>
+        <w:t xml:space="preserve">Suatu isotop punya half-life 8 hari dengan N0=1000 atom. Hitung λ dari rumus λ=ln(2)/</w:t>
+      </w:r>
+      <w:r>
+        <w:rPr>
+          <w:rFonts w:ascii="Arial" w:hAnsi="Arial" w:cs="Arial"/>
+          <w:b w:val="0"/>
+          <w:i w:val="0"/>
+          <w:sz w:val="22"/>
+        </w:rPr>
+        <w:t xml:space="preserve">T</w:t>
+      </w:r>
+      <w:r>
+        <w:rPr>
+          <w:rFonts w:ascii="Arial" w:hAnsi="Arial" w:cs="Arial"/>
+          <w:b w:val="0"/>
+          <w:i w:val="0"/>
+          <w:sz w:val="22"/>
+          <w:vertAlign w:val="subscript"/>
+        </w:rPr>
+        <w:t xml:space="preserve">half</w:t>
+      </w:r>
+      <w:r>
+        <w:rPr>
+          <w:rFonts w:ascii="Arial" w:hAnsi="Arial" w:cs="Arial"/>
+          <w:b w:val="0"/>
+          <w:i w:val="0"/>
+          <w:sz w:val="22"/>
+        </w:rPr>
+        <w:t xml:space="preserve">, lalu hitung N(20 hari) dengan N0·np.exp(-λ*t).</w:t>
       </w:r>
     </w:p>
     <w:p>
@@ -7880,7 +9541,7 @@
           <w:color w:val="333333"/>
           <w:sz w:val="21"/>
         </w:rPr>
-        <w:t>Hitung λ=np.log(2)/8 terlebih dahulu, lalu substitusikan ke N(t)=N0*np.exp(-λ*t) dengan t=20.</w:t>
+        <w:t xml:space="preserve">Hitung λ=np.log(2)/8 terlebih dahulu, lalu substitusikan ke N(t)=N0·np.exp(-λ*t) dengan t=20.</w:t>
       </w:r>
     </w:p>
     <w:p>
@@ -7940,7 +9601,49 @@
           <w:color w:val="333333"/>
           <w:sz w:val="21"/>
         </w:rPr>
-        <w:t>Dari N(t)=N0*e^(rt)=10*N0, diperoleh e^(rt)=10, sehingga t=ln(10)/r; hitung dengan np.log(10)/r.</w:t>
+        <w:t xml:space="preserve">Dari N(t)=N0·e</w:t>
+      </w:r>
+      <w:r>
+        <w:rPr>
+          <w:rFonts w:ascii="Arial" w:hAnsi="Arial" w:cs="Arial"/>
+          <w:b w:val="0"/>
+          <w:i w:val="0"/>
+          <w:color w:val="333333"/>
+          <w:sz w:val="21"/>
+          <w:vertAlign w:val="superscript"/>
+        </w:rPr>
+        <w:t xml:space="preserve">rt</w:t>
+      </w:r>
+      <w:r>
+        <w:rPr>
+          <w:rFonts w:ascii="Arial" w:hAnsi="Arial" w:cs="Arial"/>
+          <w:b w:val="0"/>
+          <w:i w:val="0"/>
+          <w:color w:val="333333"/>
+          <w:sz w:val="21"/>
+        </w:rPr>
+        <w:t xml:space="preserve">=10·N0, diperoleh e</w:t>
+      </w:r>
+      <w:r>
+        <w:rPr>
+          <w:rFonts w:ascii="Arial" w:hAnsi="Arial" w:cs="Arial"/>
+          <w:b w:val="0"/>
+          <w:i w:val="0"/>
+          <w:color w:val="333333"/>
+          <w:sz w:val="21"/>
+          <w:vertAlign w:val="superscript"/>
+        </w:rPr>
+        <w:t xml:space="preserve">rt</w:t>
+      </w:r>
+      <w:r>
+        <w:rPr>
+          <w:rFonts w:ascii="Arial" w:hAnsi="Arial" w:cs="Arial"/>
+          <w:b w:val="0"/>
+          <w:i w:val="0"/>
+          <w:color w:val="333333"/>
+          <w:sz w:val="21"/>
+        </w:rPr>
+        <w:t xml:space="preserve">=10, sehingga t=ln(10)/r; hitung dengan np.log(10)/r.</w:t>
       </w:r>
     </w:p>
     <w:p>
@@ -8000,7 +9703,38 @@
           <w:color w:val="333333"/>
           <w:sz w:val="21"/>
         </w:rPr>
-        <w:t>Pisahkan dy/y = dx/x, integrasikan kedua ruas (ln|y|=ln|x|+C sehingga y=C1*x), lalu substitusi x=1,y=3 untuk mendapat C1.</w:t>
+        <w:t xml:space="preserve">Pisahkan dy/y = dx/x, integrasikan kedua ruas (ln|y|=ln|x|+C sehingga y=</w:t>
+      </w:r>
+      <w:r>
+        <w:rPr>
+          <w:rFonts w:ascii="Arial" w:hAnsi="Arial" w:cs="Arial"/>
+          <w:b w:val="0"/>
+          <w:i w:val="0"/>
+          <w:color w:val="333333"/>
+          <w:sz w:val="21"/>
+        </w:rPr>
+        <w:t xml:space="preserve">C</w:t>
+      </w:r>
+      <w:r>
+        <w:rPr>
+          <w:rFonts w:ascii="Arial" w:hAnsi="Arial" w:cs="Arial"/>
+          <w:b w:val="0"/>
+          <w:i w:val="0"/>
+          <w:color w:val="333333"/>
+          <w:sz w:val="21"/>
+          <w:vertAlign w:val="subscript"/>
+        </w:rPr>
+        <w:t xml:space="preserve">1</w:t>
+      </w:r>
+      <w:r>
+        <w:rPr>
+          <w:rFonts w:ascii="Arial" w:hAnsi="Arial" w:cs="Arial"/>
+          <w:b w:val="0"/>
+          <w:i w:val="0"/>
+          <w:color w:val="333333"/>
+          <w:sz w:val="21"/>
+        </w:rPr>
+        <w:t xml:space="preserve">·x), lalu substitusi x=1,y=3 untuk mendapat C1.</w:t>
       </w:r>
     </w:p>
     <w:p>
@@ -8024,7 +9758,7 @@
           <w:i w:val="0"/>
           <w:sz w:val="22"/>
         </w:rPr>
-        <w:t>Tangki berisi 100 L larutan dialiri air garam berkonsentrasi Cin=0,2 kg/L dengan laju q=5 L/menit (C0=0). PD: dC/dt=(q/V)(Cin-C). Hitung C(20 menit) memakai solusi C(t)=Cin*(1-np.exp(-(q/V)*t)).</w:t>
+        <w:t xml:space="preserve">Tangki berisi 100 L larutan dialiri air garam berkonsentrasi Cin=0,2 kg/L dengan laju q=5 L/menit (C0=0). PD: dC/dt=(q/V)(Cin-C). Hitung C(20 menit) memakai solusi C(t)=Cin·(1-np.exp(-(q/V)*t)).</w:t>
       </w:r>
     </w:p>
     <w:p>
@@ -8060,7 +9794,28 @@
           <w:color w:val="333333"/>
           <w:sz w:val="21"/>
         </w:rPr>
-        <w:t>Substitusikan Cin=0,2, q=5, V=100, t=20 ke rumus solusi analitik C(t)=Cin*(1-e^(-(q/V)t)).</w:t>
+        <w:t xml:space="preserve">Substitusikan Cin=0,2, q=5, V=100, t=20 ke rumus solusi analitik C(t)=Cin·(1-e</w:t>
+      </w:r>
+      <w:r>
+        <w:rPr>
+          <w:rFonts w:ascii="Arial" w:hAnsi="Arial" w:cs="Arial"/>
+          <w:b w:val="0"/>
+          <w:i w:val="0"/>
+          <w:color w:val="333333"/>
+          <w:sz w:val="21"/>
+          <w:vertAlign w:val="superscript"/>
+        </w:rPr>
+        <w:t xml:space="preserve">-(q/V)t</w:t>
+      </w:r>
+      <w:r>
+        <w:rPr>
+          <w:rFonts w:ascii="Arial" w:hAnsi="Arial" w:cs="Arial"/>
+          <w:b w:val="0"/>
+          <w:i w:val="0"/>
+          <w:color w:val="333333"/>
+          <w:sz w:val="21"/>
+        </w:rPr>
+        <w:t xml:space="preserve">).</w:t>
       </w:r>
     </w:p>
     <w:p>
@@ -8084,7 +9839,63 @@
           <w:i w:val="0"/>
           <w:sz w:val="22"/>
         </w:rPr>
-        <w:t>Penerjun payung bermassa m=80 kg dengan koefisien hambat b=10 kg/s (g=9,8 m/s²). Hitung kecepatan terminal v_term=m*g/b, lalu hitung v(5) dengan v(t)=v_term*(1-np.exp(-b*t/m)).</w:t>
+        <w:t xml:space="preserve">Penerjun payung bermassa m=80 kg dengan koefisien hambat b=10 kg/s (g=9,8 m/s²). Hitung kecepatan terminal </w:t>
+      </w:r>
+      <w:r>
+        <w:rPr>
+          <w:rFonts w:ascii="Arial" w:hAnsi="Arial" w:cs="Arial"/>
+          <w:b w:val="0"/>
+          <w:i w:val="0"/>
+          <w:sz w:val="22"/>
+        </w:rPr>
+        <w:t xml:space="preserve">v</w:t>
+      </w:r>
+      <w:r>
+        <w:rPr>
+          <w:rFonts w:ascii="Arial" w:hAnsi="Arial" w:cs="Arial"/>
+          <w:b w:val="0"/>
+          <w:i w:val="0"/>
+          <w:sz w:val="22"/>
+          <w:vertAlign w:val="subscript"/>
+        </w:rPr>
+        <w:t xml:space="preserve">term</w:t>
+      </w:r>
+      <w:r>
+        <w:rPr>
+          <w:rFonts w:ascii="Arial" w:hAnsi="Arial" w:cs="Arial"/>
+          <w:b w:val="0"/>
+          <w:i w:val="0"/>
+          <w:sz w:val="22"/>
+        </w:rPr>
+        <w:t xml:space="preserve">=m·g/b, lalu hitung v(5) dengan v(t)=</w:t>
+      </w:r>
+      <w:r>
+        <w:rPr>
+          <w:rFonts w:ascii="Arial" w:hAnsi="Arial" w:cs="Arial"/>
+          <w:b w:val="0"/>
+          <w:i w:val="0"/>
+          <w:sz w:val="22"/>
+        </w:rPr>
+        <w:t xml:space="preserve">v</w:t>
+      </w:r>
+      <w:r>
+        <w:rPr>
+          <w:rFonts w:ascii="Arial" w:hAnsi="Arial" w:cs="Arial"/>
+          <w:b w:val="0"/>
+          <w:i w:val="0"/>
+          <w:sz w:val="22"/>
+          <w:vertAlign w:val="subscript"/>
+        </w:rPr>
+        <w:t xml:space="preserve">term</w:t>
+      </w:r>
+      <w:r>
+        <w:rPr>
+          <w:rFonts w:ascii="Arial" w:hAnsi="Arial" w:cs="Arial"/>
+          <w:b w:val="0"/>
+          <w:i w:val="0"/>
+          <w:sz w:val="22"/>
+        </w:rPr>
+        <w:t xml:space="preserve">·(1-np.exp(-b*t/m)).</w:t>
       </w:r>
     </w:p>
     <w:p>
@@ -8120,7 +9931,90 @@
           <w:color w:val="333333"/>
           <w:sz w:val="21"/>
         </w:rPr>
-        <w:t>Hitung v_term=m*g/b terlebih dahulu, lalu substitusikan t=5 ke rumus v(t)=v_term*(1-e^(-bt/m)).</w:t>
+        <w:t xml:space="preserve">Hitung </w:t>
+      </w:r>
+      <w:r>
+        <w:rPr>
+          <w:rFonts w:ascii="Arial" w:hAnsi="Arial" w:cs="Arial"/>
+          <w:b w:val="0"/>
+          <w:i w:val="0"/>
+          <w:color w:val="333333"/>
+          <w:sz w:val="21"/>
+        </w:rPr>
+        <w:t xml:space="preserve">v</w:t>
+      </w:r>
+      <w:r>
+        <w:rPr>
+          <w:rFonts w:ascii="Arial" w:hAnsi="Arial" w:cs="Arial"/>
+          <w:b w:val="0"/>
+          <w:i w:val="0"/>
+          <w:color w:val="333333"/>
+          <w:sz w:val="21"/>
+          <w:vertAlign w:val="subscript"/>
+        </w:rPr>
+        <w:t xml:space="preserve">term</w:t>
+      </w:r>
+      <w:r>
+        <w:rPr>
+          <w:rFonts w:ascii="Arial" w:hAnsi="Arial" w:cs="Arial"/>
+          <w:b w:val="0"/>
+          <w:i w:val="0"/>
+          <w:color w:val="333333"/>
+          <w:sz w:val="21"/>
+        </w:rPr>
+        <w:t xml:space="preserve">=m·g/b terlebih dahulu, lalu substitusikan t=5 ke rumus v(t)=</w:t>
+      </w:r>
+      <w:r>
+        <w:rPr>
+          <w:rFonts w:ascii="Arial" w:hAnsi="Arial" w:cs="Arial"/>
+          <w:b w:val="0"/>
+          <w:i w:val="0"/>
+          <w:color w:val="333333"/>
+          <w:sz w:val="21"/>
+        </w:rPr>
+        <w:t xml:space="preserve">v</w:t>
+      </w:r>
+      <w:r>
+        <w:rPr>
+          <w:rFonts w:ascii="Arial" w:hAnsi="Arial" w:cs="Arial"/>
+          <w:b w:val="0"/>
+          <w:i w:val="0"/>
+          <w:color w:val="333333"/>
+          <w:sz w:val="21"/>
+          <w:vertAlign w:val="subscript"/>
+        </w:rPr>
+        <w:t xml:space="preserve">term</w:t>
+      </w:r>
+      <w:r>
+        <w:rPr>
+          <w:rFonts w:ascii="Arial" w:hAnsi="Arial" w:cs="Arial"/>
+          <w:b w:val="0"/>
+          <w:i w:val="0"/>
+          <w:color w:val="333333"/>
+          <w:sz w:val="21"/>
+        </w:rPr>
+        <w:t xml:space="preserve">·(1-e</w:t>
+      </w:r>
+      <w:r>
+        <w:rPr>
+          <w:rFonts w:ascii="Arial" w:hAnsi="Arial" w:cs="Arial"/>
+          <w:b w:val="0"/>
+          <w:i w:val="0"/>
+          <w:color w:val="333333"/>
+          <w:sz w:val="21"/>
+          <w:vertAlign w:val="superscript"/>
+        </w:rPr>
+        <w:t xml:space="preserve">-bt/m</w:t>
+      </w:r>
+      <w:r>
+        <w:rPr>
+          <w:rFonts w:ascii="Arial" w:hAnsi="Arial" w:cs="Arial"/>
+          <w:b w:val="0"/>
+          <w:i w:val="0"/>
+          <w:color w:val="333333"/>
+          <w:sz w:val="21"/>
+        </w:rPr>
+        <w:t xml:space="preserve">).</w:t>
       </w:r>
     </w:p>
     <w:p>
@@ -8144,7 +10038,7 @@
           <w:i w:val="0"/>
           <w:sz w:val="22"/>
         </w:rPr>
-        <w:t>Verifikasi solusi PD dy/dx = (1+y²)*cos(x) berbentuk arctan(y) = sin(x) + C dengan sympy: turunkan sisi kanan terhadap x dan buktikan sama dengan (1+y²)*cos(x) setelah substitusi y=tan(sin(x)+C).</w:t>
+        <w:t xml:space="preserve">Verifikasi solusi PD dy/dx = (1+y²)·cos(x) berbentuk arctan(y) = sin(x) + C dengan sympy: turunkan sisi kanan terhadap x dan buktikan sama dengan (1+y²)·cos(x) setelah substitusi y=tan(sin(x)+C).</w:t>
       </w:r>
     </w:p>
     <w:p>
@@ -8180,7 +10074,7 @@
           <w:color w:val="333333"/>
           <w:sz w:val="21"/>
         </w:rPr>
-        <w:t>Definisikan y=sp.tan(sp.sin(x)+sp.Symbol("C")) lalu bandingkan sp.diff(y,x) dengan (1+y**2)*sp.cos(x) memakai sp.simplify(selisihnya)==0.</w:t>
+        <w:t xml:space="preserve">Definisikan y=sp.tan(sp.sin(x)+sp.Symbol("C")) lalu bandingkan sp.diff(y,x) dengan (1+y**2)·sp.cos(x) memakai sp.simplify(selisihnya)==0.</w:t>
       </w:r>
     </w:p>
     <w:p>
@@ -8264,7 +10158,7 @@
           <w:i w:val="0"/>
           <w:sz w:val="22"/>
         </w:rPr>
-        <w:t>Selesaikan PD logistik dy/dx=0,4*y*(1-y/50) dengan y(0)=5 memakai scipy.integrate.solve_ivp pada rentang t=[0,20]. Cetak y(10).</w:t>
+        <w:t xml:space="preserve">Selesaikan PD logistik dy/dx=0,4·y·(1-y/50) dengan y(0)=5 memakai scipy.integrate.solve_ivp pada rentang t=[0,20]. Cetak y(10).</w:t>
       </w:r>
     </w:p>
     <w:p>
@@ -8300,7 +10194,7 @@
           <w:color w:val="333333"/>
           <w:sz w:val="21"/>
         </w:rPr>
-        <w:t>Definisikan fungsi logistic(t,y) yang mengembalikan 0.4*y*(1-y/50), lalu panggil solve_ivp(logistic,[0,20],[5],dense_output=True) dan evaluasi sol.sol(10).</w:t>
+        <w:t xml:space="preserve">Definisikan fungsi logistic(t,y) yang mengembalikan 0.4·y·(1-y/50), lalu panggil solve_ivp(logistic,[0,20],[5],dense_output=True) dan evaluasi sol.sol(10).</w:t>
       </w:r>
     </w:p>
     <w:p>
@@ -8355,7 +10249,26 @@
           <w:i w:val="0"/>
           <w:sz w:val="22"/>
         </w:rPr>
-        <w:t>Implementasikan metode Euler dari awal (tanpa scipy.integrate) untuk PD dy/dx=x*y, y(0)=1, step h=0,01, dari x=0 hingga x=2. Bandingkan y(2) hasil Euler dengan solusi analitik y=e^(x²/2) pada x=2, hitung error relatif dalam persen.</w:t>
+        <w:t xml:space="preserve">Implementasikan metode Euler dari awal (tanpa scipy.integrate) untuk PD dy/dx=x·y, y(0)=1, step h=0,01, dari x=0 hingga x=2. Bandingkan y(2) hasil Euler dengan solusi analitik y=e</w:t>
+      </w:r>
+      <w:r>
+        <w:rPr>
+          <w:rFonts w:ascii="Arial" w:hAnsi="Arial" w:cs="Arial"/>
+          <w:b w:val="0"/>
+          <w:i w:val="0"/>
+          <w:sz w:val="22"/>
+          <w:vertAlign w:val="superscript"/>
+        </w:rPr>
+        <w:t xml:space="preserve">x²/2</w:t>
+      </w:r>
+      <w:r>
+        <w:rPr>
+          <w:rFonts w:ascii="Arial" w:hAnsi="Arial" w:cs="Arial"/>
+          <w:b w:val="0"/>
+          <w:i w:val="0"/>
+          <w:sz w:val="22"/>
+        </w:rPr>
+        <w:t xml:space="preserve"> pada x=2, hitung error relatif dalam persen.</w:t>
       </w:r>
     </w:p>
     <w:p>
@@ -8391,7 +10304,162 @@
           <w:color w:val="333333"/>
           <w:sz w:val="21"/>
         </w:rPr>
-        <w:t>Loop dari x=0 ke x=2 dengan langkah h: y_baru = y_lama + h*(x_lama*y_lama), lalu update x_lama+=h; bandingkan hasil akhir dengan np.exp(2) (karena x²/2 di x=2 adalah 2).</w:t>
+        <w:t xml:space="preserve">Loop dari x=0 ke x=2 dengan langkah h: </w:t>
+      </w:r>
+      <w:r>
+        <w:rPr>
+          <w:rFonts w:ascii="Arial" w:hAnsi="Arial" w:cs="Arial"/>
+          <w:b w:val="0"/>
+          <w:i w:val="0"/>
+          <w:color w:val="333333"/>
+          <w:sz w:val="21"/>
+        </w:rPr>
+        <w:t xml:space="preserve">y</w:t>
+      </w:r>
+      <w:r>
+        <w:rPr>
+          <w:rFonts w:ascii="Arial" w:hAnsi="Arial" w:cs="Arial"/>
+          <w:b w:val="0"/>
+          <w:i w:val="0"/>
+          <w:color w:val="333333"/>
+          <w:sz w:val="21"/>
+          <w:vertAlign w:val="subscript"/>
+        </w:rPr>
+        <w:t xml:space="preserve">baru</w:t>
+      </w:r>
+      <w:r>
+        <w:rPr>
+          <w:rFonts w:ascii="Arial" w:hAnsi="Arial" w:cs="Arial"/>
+          <w:b w:val="0"/>
+          <w:i w:val="0"/>
+          <w:color w:val="333333"/>
+          <w:sz w:val="21"/>
+        </w:rPr>
+        <w:t xml:space="preserve"> = </w:t>
+      </w:r>
+      <w:r>
+        <w:rPr>
+          <w:rFonts w:ascii="Arial" w:hAnsi="Arial" w:cs="Arial"/>
+          <w:b w:val="0"/>
+          <w:i w:val="0"/>
+          <w:color w:val="333333"/>
+          <w:sz w:val="21"/>
+        </w:rPr>
+        <w:t xml:space="preserve">y</w:t>
+      </w:r>
+      <w:r>
+        <w:rPr>
+          <w:rFonts w:ascii="Arial" w:hAnsi="Arial" w:cs="Arial"/>
+          <w:b w:val="0"/>
+          <w:i w:val="0"/>
+          <w:color w:val="333333"/>
+          <w:sz w:val="21"/>
+          <w:vertAlign w:val="subscript"/>
+        </w:rPr>
+        <w:t xml:space="preserve">lama</w:t>
+      </w:r>
+      <w:r>
+        <w:rPr>
+          <w:rFonts w:ascii="Arial" w:hAnsi="Arial" w:cs="Arial"/>
+          <w:b w:val="0"/>
+          <w:i w:val="0"/>
+          <w:color w:val="333333"/>
+          <w:sz w:val="21"/>
+        </w:rPr>
+        <w:t xml:space="preserve"> + h·(</w:t>
+      </w:r>
+      <w:r>
+        <w:rPr>
+          <w:rFonts w:ascii="Arial" w:hAnsi="Arial" w:cs="Arial"/>
+          <w:b w:val="0"/>
+          <w:i w:val="0"/>
+          <w:color w:val="333333"/>
+          <w:sz w:val="21"/>
+        </w:rPr>
+        <w:t xml:space="preserve">x</w:t>
+      </w:r>
+      <w:r>
+        <w:rPr>
+          <w:rFonts w:ascii="Arial" w:hAnsi="Arial" w:cs="Arial"/>
+          <w:b w:val="0"/>
+          <w:i w:val="0"/>
+          <w:color w:val="333333"/>
+          <w:sz w:val="21"/>
+          <w:vertAlign w:val="subscript"/>
+        </w:rPr>
+        <w:t xml:space="preserve">lama</w:t>
+      </w:r>
+      <w:r>
+        <w:rPr>
+          <w:rFonts w:ascii="Arial" w:hAnsi="Arial" w:cs="Arial"/>
+          <w:b w:val="0"/>
+          <w:i w:val="0"/>
+          <w:color w:val="333333"/>
+          <w:sz w:val="21"/>
+        </w:rPr>
+        <w:t xml:space="preserve">·</w:t>
+      </w:r>
+      <w:r>
+        <w:rPr>
+          <w:rFonts w:ascii="Arial" w:hAnsi="Arial" w:cs="Arial"/>
+          <w:b w:val="0"/>
+          <w:i w:val="0"/>
+          <w:color w:val="333333"/>
+          <w:sz w:val="21"/>
+        </w:rPr>
+        <w:t xml:space="preserve">y</w:t>
+      </w:r>
+      <w:r>
+        <w:rPr>
+          <w:rFonts w:ascii="Arial" w:hAnsi="Arial" w:cs="Arial"/>
+          <w:b w:val="0"/>
+          <w:i w:val="0"/>
+          <w:color w:val="333333"/>
+          <w:sz w:val="21"/>
+          <w:vertAlign w:val="subscript"/>
+        </w:rPr>
+        <w:t xml:space="preserve">lama</w:t>
+      </w:r>
+      <w:r>
+        <w:rPr>
+          <w:rFonts w:ascii="Arial" w:hAnsi="Arial" w:cs="Arial"/>
+          <w:b w:val="0"/>
+          <w:i w:val="0"/>
+          <w:color w:val="333333"/>
+          <w:sz w:val="21"/>
+        </w:rPr>
+        <w:t xml:space="preserve">), lalu update </w:t>
+      </w:r>
+      <w:r>
+        <w:rPr>
+          <w:rFonts w:ascii="Arial" w:hAnsi="Arial" w:cs="Arial"/>
+          <w:b w:val="0"/>
+          <w:i w:val="0"/>
+          <w:color w:val="333333"/>
+          <w:sz w:val="21"/>
+        </w:rPr>
+        <w:t xml:space="preserve">x</w:t>
+      </w:r>
+      <w:r>
+        <w:rPr>
+          <w:rFonts w:ascii="Arial" w:hAnsi="Arial" w:cs="Arial"/>
+          <w:b w:val="0"/>
+          <w:i w:val="0"/>
+          <w:color w:val="333333"/>
+          <w:sz w:val="21"/>
+          <w:vertAlign w:val="subscript"/>
+        </w:rPr>
+        <w:t xml:space="preserve">lama</w:t>
+      </w:r>
+      <w:r>
+        <w:rPr>
+          <w:rFonts w:ascii="Arial" w:hAnsi="Arial" w:cs="Arial"/>
+          <w:b w:val="0"/>
+          <w:i w:val="0"/>
+          <w:color w:val="333333"/>
+          <w:sz w:val="21"/>
+        </w:rPr>
+        <w:t xml:space="preserve">+=h; bandingkan hasil akhir dengan np.exp(2) (karena x²/2 di x=2 adalah 2).</w:t>
       </w:r>
     </w:p>
     <w:p>
@@ -8451,7 +10519,7 @@
           <w:color w:val="333333"/>
           <w:sz w:val="21"/>
         </w:rPr>
-        <w:t>Hitung k=(1/10)*np.log(70/50) dari data; untuk bisection, definisikan f(t)=30+70*np.exp(-k*t)-50, cari akar dengan menyempitkan interval [lo,hi] berdasarkan tanda f(lo)*f(mid).</w:t>
+        <w:t xml:space="preserve">Hitung k=(1/10)·np.log(70/50) dari data; untuk bisection, definisikan f(t)=30+70·np.exp(-k*t)-50, cari akar dengan menyempitkan interval [lo,hi] berdasarkan tanda f(lo)·f(mid).</w:t>
       </w:r>
     </w:p>
     <w:p>
@@ -8475,7 +10543,26 @@
           <w:i w:val="0"/>
           <w:sz w:val="22"/>
         </w:rPr>
-        <w:t>Implementasikan integrasi numerik trapesium dari awal (tanpa scipy.integrate.quad atau np.trapz) untuk menghitung ∫₀¹ x dx dan ∫₀^0.5 dy/(y+1) dy, lalu verifikasi hasil gabungan ini terhadap solusi analitik Contoh 2.2 pada x=1 (ln|y+1|=x²/2).</w:t>
+        <w:t xml:space="preserve">Implementasikan integrasi numerik trapesium dari awal (tanpa scipy.integrate.quad atau np.trapz) untuk menghitung ∫₀¹ x dx dan ∫₀</w:t>
+      </w:r>
+      <w:r>
+        <w:rPr>
+          <w:rFonts w:ascii="Arial" w:hAnsi="Arial" w:cs="Arial"/>
+          <w:b w:val="0"/>
+          <w:i w:val="0"/>
+          <w:sz w:val="22"/>
+          <w:vertAlign w:val="superscript"/>
+        </w:rPr>
+        <w:t xml:space="preserve">0</w:t>
+      </w:r>
+      <w:r>
+        <w:rPr>
+          <w:rFonts w:ascii="Arial" w:hAnsi="Arial" w:cs="Arial"/>
+          <w:b w:val="0"/>
+          <w:i w:val="0"/>
+          <w:sz w:val="22"/>
+        </w:rPr>
+        <w:t xml:space="preserve">.5 dy/(y+1) dy, lalu verifikasi hasil gabungan ini terhadap solusi analitik Contoh 2.2 pada x=1 (ln|y+1|=x²/2).</w:t>
       </w:r>
     </w:p>
     <w:p>
@@ -8511,7 +10598,7 @@
           <w:color w:val="333333"/>
           <w:sz w:val="21"/>
         </w:rPr>
-        <w:t>Bangun grid N=1000 titik, hitung jumlah trapesium (f(a)+f(b))/2*h di tiap sub-interval lalu totalkan; bandingkan ∫x dx≈0,5 dan hasil integral y dengan ln(1,5)≈0,405 sebagai target dari x²/2=0,5.</w:t>
+        <w:t xml:space="preserve">Bangun grid N=1000 titik, hitung jumlah trapesium (f(a)+f(b))/2·h di tiap sub-interval lalu totalkan; bandingkan ∫x dx≈0,5 dan hasil integral y dengan ln(1,5)≈0,405 sebagai target dari x²/2=0,5.</w:t>
       </w:r>
     </w:p>
     <w:p>
@@ -8535,7 +10622,82 @@
           <w:i w:val="0"/>
           <w:sz w:val="22"/>
         </w:rPr>
-        <w:t>Implementasikan Runge-Kutta orde 4 (RK4) dari awal (tanpa scipy) untuk PD logistik dy/dx=r*y*(1-y/K) dengan r=0,4, K=50, y(0)=5, step h=0,1, dari x=0 hingga x=20. Bandingkan y(20) hasil RK4 dengan solusi analitik logistik y=K/(1+A*e^(-r*x)) dengan A=(K-y0)/y0.</w:t>
+        <w:t xml:space="preserve">Implementasikan Runge-Kutta orde 4 (RK4) dari awal (tanpa scipy) untuk PD logistik dy/dx=r·y·(1-y/K) dengan r=0,4, K=50, y(0)=5, step h=0,1, dari x=0 hingga x=20. Bandingkan y(20) hasil RK4 dengan solusi analitik logistik y=K/(1+A·e</w:t>
+      </w:r>
+      <w:r>
+        <w:rPr>
+          <w:rFonts w:ascii="Arial" w:hAnsi="Arial" w:cs="Arial"/>
+          <w:b w:val="0"/>
+          <w:i w:val="0"/>
+          <w:sz w:val="22"/>
+          <w:vertAlign w:val="superscript"/>
+        </w:rPr>
+        <w:t xml:space="preserve">-r·x</w:t>
+      </w:r>
+      <w:r>
+        <w:rPr>
+          <w:rFonts w:ascii="Arial" w:hAnsi="Arial" w:cs="Arial"/>
+          <w:b w:val="0"/>
+          <w:i w:val="0"/>
+          <w:sz w:val="22"/>
+        </w:rPr>
+        <w:t xml:space="preserve">) dengan A=(K-</w:t>
+      </w:r>
+      <w:r>
+        <w:rPr>
+          <w:rFonts w:ascii="Arial" w:hAnsi="Arial" w:cs="Arial"/>
+          <w:b w:val="0"/>
+          <w:i w:val="0"/>
+          <w:sz w:val="22"/>
+        </w:rPr>
+        <w:t xml:space="preserve">y</w:t>
+      </w:r>
+      <w:r>
+        <w:rPr>
+          <w:rFonts w:ascii="Arial" w:hAnsi="Arial" w:cs="Arial"/>
+          <w:b w:val="0"/>
+          <w:i w:val="0"/>
+          <w:sz w:val="22"/>
+          <w:vertAlign w:val="subscript"/>
+        </w:rPr>
+        <w:t xml:space="preserve">0</w:t>
+      </w:r>
+      <w:r>
+        <w:rPr>
+          <w:rFonts w:ascii="Arial" w:hAnsi="Arial" w:cs="Arial"/>
+          <w:b w:val="0"/>
+          <w:i w:val="0"/>
+          <w:sz w:val="22"/>
+        </w:rPr>
+        <w:t xml:space="preserve">)/</w:t>
+      </w:r>
+      <w:r>
+        <w:rPr>
+          <w:rFonts w:ascii="Arial" w:hAnsi="Arial" w:cs="Arial"/>
+          <w:b w:val="0"/>
+          <w:i w:val="0"/>
+          <w:sz w:val="22"/>
+        </w:rPr>
+        <w:t xml:space="preserve">y</w:t>
+      </w:r>
+      <w:r>
+        <w:rPr>
+          <w:rFonts w:ascii="Arial" w:hAnsi="Arial" w:cs="Arial"/>
+          <w:b w:val="0"/>
+          <w:i w:val="0"/>
+          <w:sz w:val="22"/>
+          <w:vertAlign w:val="subscript"/>
+        </w:rPr>
+        <w:t xml:space="preserve">0</w:t>
+      </w:r>
+      <w:r>
+        <w:rPr>
+          <w:rFonts w:ascii="Arial" w:hAnsi="Arial" w:cs="Arial"/>
+          <w:b w:val="0"/>
+          <w:i w:val="0"/>
+          <w:sz w:val="22"/>
+        </w:rPr>
+        <w:t xml:space="preserve">.</w:t>
       </w:r>
     </w:p>
     <w:p>
@@ -8571,7 +10733,255 @@
           <w:color w:val="333333"/>
           <w:sz w:val="21"/>
         </w:rPr>
-        <w:t>Implementasikan empat evaluasi k1,k2,k3,k4 standar RK4 di setiap step lalu update y+=(h/6)*(k1+2*k2+2*k3+k4); bandingkan hasil akhir dengan rumus tertutup logistik memakai A=(50-5)/5=9.</w:t>
+        <w:t xml:space="preserve">Implementasikan empat evaluasi </w:t>
+      </w:r>
+      <w:r>
+        <w:rPr>
+          <w:rFonts w:ascii="Arial" w:hAnsi="Arial" w:cs="Arial"/>
+          <w:b w:val="0"/>
+          <w:i w:val="0"/>
+          <w:color w:val="333333"/>
+          <w:sz w:val="21"/>
+        </w:rPr>
+        <w:t xml:space="preserve">k</w:t>
+      </w:r>
+      <w:r>
+        <w:rPr>
+          <w:rFonts w:ascii="Arial" w:hAnsi="Arial" w:cs="Arial"/>
+          <w:b w:val="0"/>
+          <w:i w:val="0"/>
+          <w:color w:val="333333"/>
+          <w:sz w:val="21"/>
+          <w:vertAlign w:val="subscript"/>
+        </w:rPr>
+        <w:t xml:space="preserve">1</w:t>
+      </w:r>
+      <w:r>
+        <w:rPr>
+          <w:rFonts w:ascii="Arial" w:hAnsi="Arial" w:cs="Arial"/>
+          <w:b w:val="0"/>
+          <w:i w:val="0"/>
+          <w:color w:val="333333"/>
+          <w:sz w:val="21"/>
+        </w:rPr>
+        <w:t xml:space="preserve">,</w:t>
+      </w:r>
+      <w:r>
+        <w:rPr>
+          <w:rFonts w:ascii="Arial" w:hAnsi="Arial" w:cs="Arial"/>
+          <w:b w:val="0"/>
+          <w:i w:val="0"/>
+          <w:color w:val="333333"/>
+          <w:sz w:val="21"/>
+        </w:rPr>
+        <w:t xml:space="preserve">k</w:t>
+      </w:r>
+      <w:r>
+        <w:rPr>
+          <w:rFonts w:ascii="Arial" w:hAnsi="Arial" w:cs="Arial"/>
+          <w:b w:val="0"/>
+          <w:i w:val="0"/>
+          <w:color w:val="333333"/>
+          <w:sz w:val="21"/>
+          <w:vertAlign w:val="subscript"/>
+        </w:rPr>
+        <w:t xml:space="preserve">2</w:t>
+      </w:r>
+      <w:r>
+        <w:rPr>
+          <w:rFonts w:ascii="Arial" w:hAnsi="Arial" w:cs="Arial"/>
+          <w:b w:val="0"/>
+          <w:i w:val="0"/>
+          <w:color w:val="333333"/>
+          <w:sz w:val="21"/>
+        </w:rPr>
+        <w:t xml:space="preserve">,</w:t>
+      </w:r>
+      <w:r>
+        <w:rPr>
+          <w:rFonts w:ascii="Arial" w:hAnsi="Arial" w:cs="Arial"/>
+          <w:b w:val="0"/>
+          <w:i w:val="0"/>
+          <w:color w:val="333333"/>
+          <w:sz w:val="21"/>
+        </w:rPr>
+        <w:t xml:space="preserve">k</w:t>
+      </w:r>
+      <w:r>
+        <w:rPr>
+          <w:rFonts w:ascii="Arial" w:hAnsi="Arial" w:cs="Arial"/>
+          <w:b w:val="0"/>
+          <w:i w:val="0"/>
+          <w:color w:val="333333"/>
+          <w:sz w:val="21"/>
+          <w:vertAlign w:val="subscript"/>
+        </w:rPr>
+        <w:t xml:space="preserve">3</w:t>
+      </w:r>
+      <w:r>
+        <w:rPr>
+          <w:rFonts w:ascii="Arial" w:hAnsi="Arial" w:cs="Arial"/>
+          <w:b w:val="0"/>
+          <w:i w:val="0"/>
+          <w:color w:val="333333"/>
+          <w:sz w:val="21"/>
+        </w:rPr>
+        <w:t xml:space="preserve">,</w:t>
+      </w:r>
+      <w:r>
+        <w:rPr>
+          <w:rFonts w:ascii="Arial" w:hAnsi="Arial" w:cs="Arial"/>
+          <w:b w:val="0"/>
+          <w:i w:val="0"/>
+          <w:color w:val="333333"/>
+          <w:sz w:val="21"/>
+        </w:rPr>
+        <w:t xml:space="preserve">k</w:t>
+      </w:r>
+      <w:r>
+        <w:rPr>
+          <w:rFonts w:ascii="Arial" w:hAnsi="Arial" w:cs="Arial"/>
+          <w:b w:val="0"/>
+          <w:i w:val="0"/>
+          <w:color w:val="333333"/>
+          <w:sz w:val="21"/>
+          <w:vertAlign w:val="subscript"/>
+        </w:rPr>
+        <w:t xml:space="preserve">4</w:t>
+      </w:r>
+      <w:r>
+        <w:rPr>
+          <w:rFonts w:ascii="Arial" w:hAnsi="Arial" w:cs="Arial"/>
+          <w:b w:val="0"/>
+          <w:i w:val="0"/>
+          <w:color w:val="333333"/>
+          <w:sz w:val="21"/>
+        </w:rPr>
+        <w:t xml:space="preserve"> standar RK4 di setiap step lalu update y+=(h/6)·(</w:t>
+      </w:r>
+      <w:r>
+        <w:rPr>
+          <w:rFonts w:ascii="Arial" w:hAnsi="Arial" w:cs="Arial"/>
+          <w:b w:val="0"/>
+          <w:i w:val="0"/>
+          <w:color w:val="333333"/>
+          <w:sz w:val="21"/>
+        </w:rPr>
+        <w:t xml:space="preserve">k</w:t>
+      </w:r>
+      <w:r>
+        <w:rPr>
+          <w:rFonts w:ascii="Arial" w:hAnsi="Arial" w:cs="Arial"/>
+          <w:b w:val="0"/>
+          <w:i w:val="0"/>
+          <w:color w:val="333333"/>
+          <w:sz w:val="21"/>
+          <w:vertAlign w:val="subscript"/>
+        </w:rPr>
+        <w:t xml:space="preserve">1</w:t>
+      </w:r>
+      <w:r>
+        <w:rPr>
+          <w:rFonts w:ascii="Arial" w:hAnsi="Arial" w:cs="Arial"/>
+          <w:b w:val="0"/>
+          <w:i w:val="0"/>
+          <w:color w:val="333333"/>
+          <w:sz w:val="21"/>
+        </w:rPr>
+        <w:t xml:space="preserve">+2·</w:t>
+      </w:r>
+      <w:r>
+        <w:rPr>
+          <w:rFonts w:ascii="Arial" w:hAnsi="Arial" w:cs="Arial"/>
+          <w:b w:val="0"/>
+          <w:i w:val="0"/>
+          <w:color w:val="333333"/>
+          <w:sz w:val="21"/>
+        </w:rPr>
+        <w:t xml:space="preserve">k</w:t>
+      </w:r>
+      <w:r>
+        <w:rPr>
+          <w:rFonts w:ascii="Arial" w:hAnsi="Arial" w:cs="Arial"/>
+          <w:b w:val="0"/>
+          <w:i w:val="0"/>
+          <w:color w:val="333333"/>
+          <w:sz w:val="21"/>
+          <w:vertAlign w:val="subscript"/>
+        </w:rPr>
+        <w:t xml:space="preserve">2</w:t>
+      </w:r>
+      <w:r>
+        <w:rPr>
+          <w:rFonts w:ascii="Arial" w:hAnsi="Arial" w:cs="Arial"/>
+          <w:b w:val="0"/>
+          <w:i w:val="0"/>
+          <w:color w:val="333333"/>
+          <w:sz w:val="21"/>
+        </w:rPr>
+        <w:t xml:space="preserve">+2·</w:t>
+      </w:r>
+      <w:r>
+        <w:rPr>
+          <w:rFonts w:ascii="Arial" w:hAnsi="Arial" w:cs="Arial"/>
+          <w:b w:val="0"/>
+          <w:i w:val="0"/>
+          <w:color w:val="333333"/>
+          <w:sz w:val="21"/>
+        </w:rPr>
+        <w:t xml:space="preserve">k</w:t>
+      </w:r>
+      <w:r>
+        <w:rPr>
+          <w:rFonts w:ascii="Arial" w:hAnsi="Arial" w:cs="Arial"/>
+          <w:b w:val="0"/>
+          <w:i w:val="0"/>
+          <w:color w:val="333333"/>
+          <w:sz w:val="21"/>
+          <w:vertAlign w:val="subscript"/>
+        </w:rPr>
+        <w:t xml:space="preserve">3</w:t>
+      </w:r>
+      <w:r>
+        <w:rPr>
+          <w:rFonts w:ascii="Arial" w:hAnsi="Arial" w:cs="Arial"/>
+          <w:b w:val="0"/>
+          <w:i w:val="0"/>
+          <w:color w:val="333333"/>
+          <w:sz w:val="21"/>
+        </w:rPr>
+        <w:t xml:space="preserve">+</w:t>
+      </w:r>
+      <w:r>
+        <w:rPr>
+          <w:rFonts w:ascii="Arial" w:hAnsi="Arial" w:cs="Arial"/>
+          <w:b w:val="0"/>
+          <w:i w:val="0"/>
+          <w:color w:val="333333"/>
+          <w:sz w:val="21"/>
+        </w:rPr>
+        <w:t xml:space="preserve">k</w:t>
+      </w:r>
+      <w:r>
+        <w:rPr>
+          <w:rFonts w:ascii="Arial" w:hAnsi="Arial" w:cs="Arial"/>
+          <w:b w:val="0"/>
+          <w:i w:val="0"/>
+          <w:color w:val="333333"/>
+          <w:sz w:val="21"/>
+          <w:vertAlign w:val="subscript"/>
+        </w:rPr>
+        <w:t xml:space="preserve">4</w:t>
+      </w:r>
+      <w:r>
+        <w:rPr>
+          <w:rFonts w:ascii="Arial" w:hAnsi="Arial" w:cs="Arial"/>
+          <w:b w:val="0"/>
+          <w:i w:val="0"/>
+          <w:color w:val="333333"/>
+          <w:sz w:val="21"/>
+        </w:rPr>
+        <w:t xml:space="preserve">); bandingkan hasil akhir dengan rumus tertutup logistik memakai A=(50-5)/5=9.</w:t>
       </w:r>
     </w:p>
     <w:p>
@@ -8631,7 +11041,7 @@
           <w:color w:val="333333"/>
           <w:sz w:val="21"/>
         </w:rPr>
-        <w:t>Hitung z=np.log(np.array(T)-20) untuk ketiga titik, hitung rata-rata t̄ dan z̄, lalu slope=sum((t-t̄)*(z-z̄))/sum((t-t̄)**2); k=-slope, lalu T(20)=20+(T0-20)*np.exp(-k*20).</w:t>
+        <w:t xml:space="preserve">Hitung z=np.log(np.array(T)-20) untuk ketiga titik, hitung rata-rata t̄ dan z̄, lalu slope=sum((t-t̄)·(z-z̄))/sum((t-t̄)**2); k=-slope, lalu T(20)=20+(T0-20)·np.exp(-k*20).</w:t>
       </w:r>
     </w:p>
     <w:p>
@@ -8779,7 +11189,7 @@
           <w:color w:val="0563C1"/>
           <w:sz w:val="21"/>
         </w:rPr>
-        <w:t xml:space="preserve"> https://doi.org/10.1016/j.chaos.2020.110057</w:t>
+        <w:t xml:space="preserve"> https://doi.org/10.1016/j·chaos.2020.110057</w:t>
       </w:r>
     </w:p>
     <w:sectPr>

--- a/Engineering-Mathematics/Modul-Word/Modul-2-PD-Variabel-Terpisah.docx
+++ b/Engineering-Mathematics/Modul-Word/Modul-2-PD-Variabel-Terpisah.docx
@@ -9362,7 +9362,7 @@
           <w:color w:val="333333"/>
           <w:sz w:val="21"/>
         </w:rPr>
-        <w:t xml:space="preserve">Gunakan sp.dsolve(sp.diff(y(x),x)-3·x**2·y(x), y(x)) untuk solusi umum, lalu tambahkan ics={y(0):2} untuk solusi khusus dan substitusi x=1.</w:t>
+        <w:t>Gunakan sp.dsolve(sp.diff(y(x),x)-3*x**2*y(x), y(x)) untuk solusi umum, lalu tambahkan ics={y(0):2} untuk solusi khusus dan substitusi x=1.</w:t>
       </w:r>
     </w:p>
     <w:p>
@@ -9386,7 +9386,7 @@
           <w:i w:val="0"/>
           <w:sz w:val="22"/>
         </w:rPr>
-        <w:t xml:space="preserve">Bola logam bersuhu awal 90°C didinginkan di lingkungan 25°C dengan k=0,08/menit. Hitung T(15) memakai rumus T(t)=Tm+(T0-Tm)·np.exp(-k*t).</w:t>
+        <w:t>Bola logam bersuhu awal 90°C didinginkan di lingkungan 25°C dengan k=0,08/menit. Hitung T(15) memakai rumus T(t)=Tm+(T0-Tm)*np.exp(-k*t).</w:t>
       </w:r>
     </w:p>
     <w:p>
@@ -9505,7 +9505,7 @@
           <w:i w:val="0"/>
           <w:sz w:val="22"/>
         </w:rPr>
-        <w:t xml:space="preserve">, lalu hitung N(20 hari) dengan N0·np.exp(-λ*t).</w:t>
+        <w:t xml:space="preserve">, lalu hitung N(20 hari) dengan N0*np.exp(-λ*t).</w:t>
       </w:r>
     </w:p>
     <w:p>
@@ -9541,7 +9541,7 @@
           <w:color w:val="333333"/>
           <w:sz w:val="21"/>
         </w:rPr>
-        <w:t xml:space="preserve">Hitung λ=np.log(2)/8 terlebih dahulu, lalu substitusikan ke N(t)=N0·np.exp(-λ*t) dengan t=20.</w:t>
+        <w:t>Hitung λ=np.log(2)/8 terlebih dahulu, lalu substitusikan ke N(t)=N0*np.exp(-λ*t) dengan t=20.</w:t>
       </w:r>
     </w:p>
     <w:p>
@@ -9601,7 +9601,7 @@
           <w:color w:val="333333"/>
           <w:sz w:val="21"/>
         </w:rPr>
-        <w:t xml:space="preserve">Dari N(t)=N0·e</w:t>
+        <w:t xml:space="preserve">Dari N(t)=N0*e</w:t>
       </w:r>
       <w:r>
         <w:rPr>
@@ -9622,7 +9622,7 @@
           <w:color w:val="333333"/>
           <w:sz w:val="21"/>
         </w:rPr>
-        <w:t xml:space="preserve">=10·N0, diperoleh e</w:t>
+        <w:t xml:space="preserve">=10*N0, diperoleh e</w:t>
       </w:r>
       <w:r>
         <w:rPr>
@@ -9758,7 +9758,7 @@
           <w:i w:val="0"/>
           <w:sz w:val="22"/>
         </w:rPr>
-        <w:t xml:space="preserve">Tangki berisi 100 L larutan dialiri air garam berkonsentrasi Cin=0,2 kg/L dengan laju q=5 L/menit (C0=0). PD: dC/dt=(q/V)(Cin-C). Hitung C(20 menit) memakai solusi C(t)=Cin·(1-np.exp(-(q/V)*t)).</w:t>
+        <w:t>Tangki berisi 100 L larutan dialiri air garam berkonsentrasi Cin=0,2 kg/L dengan laju q=5 L/menit (C0=0). PD: dC/dt=(q/V)(Cin-C). Hitung C(20 menit) memakai solusi C(t)=Cin*(1-np.exp(-(q/V)*t)).</w:t>
       </w:r>
     </w:p>
     <w:p>
@@ -9867,7 +9867,7 @@
           <w:i w:val="0"/>
           <w:sz w:val="22"/>
         </w:rPr>
-        <w:t xml:space="preserve">=m·g/b, lalu hitung v(5) dengan v(t)=</w:t>
+        <w:t xml:space="preserve">=m*g/b, lalu hitung v(5) dengan v(t)=</w:t>
       </w:r>
       <w:r>
         <w:rPr>
@@ -9895,7 +9895,7 @@
           <w:i w:val="0"/>
           <w:sz w:val="22"/>
         </w:rPr>
-        <w:t xml:space="preserve">·(1-np.exp(-b*t/m)).</w:t>
+        <w:t xml:space="preserve">*(1-np.exp(-b*t/m)).</w:t>
       </w:r>
     </w:p>
     <w:p>
@@ -10074,7 +10074,7 @@
           <w:color w:val="333333"/>
           <w:sz w:val="21"/>
         </w:rPr>
-        <w:t xml:space="preserve">Definisikan y=sp.tan(sp.sin(x)+sp.Symbol("C")) lalu bandingkan sp.diff(y,x) dengan (1+y**2)·sp.cos(x) memakai sp.simplify(selisihnya)==0.</w:t>
+        <w:t>Definisikan y=sp.tan(sp.sin(x)+sp.Symbol("C")) lalu bandingkan sp.diff(y,x) dengan (1+y**2)*sp.cos(x) memakai sp.simplify(selisihnya)==0.</w:t>
       </w:r>
     </w:p>
     <w:p>
@@ -10194,7 +10194,7 @@
           <w:color w:val="333333"/>
           <w:sz w:val="21"/>
         </w:rPr>
-        <w:t xml:space="preserve">Definisikan fungsi logistic(t,y) yang mengembalikan 0.4·y·(1-y/50), lalu panggil solve_ivp(logistic,[0,20],[5],dense_output=True) dan evaluasi sol.sol(10).</w:t>
+        <w:t>Definisikan fungsi logistic(t,y) yang mengembalikan 0.4*y*(1-y/50), lalu panggil solve_ivp(logistic,[0,20],[5],dense_output=True) dan evaluasi sol.sol(10).</w:t>
       </w:r>
     </w:p>
     <w:p>
@@ -10366,7 +10366,7 @@
           <w:color w:val="333333"/>
           <w:sz w:val="21"/>
         </w:rPr>
-        <w:t xml:space="preserve"> + h·(</w:t>
+        <w:t xml:space="preserve"> + h*(</w:t>
       </w:r>
       <w:r>
         <w:rPr>
@@ -10397,7 +10397,7 @@
           <w:color w:val="333333"/>
           <w:sz w:val="21"/>
         </w:rPr>
-        <w:t xml:space="preserve">·</w:t>
+        <w:t xml:space="preserve">*</w:t>
       </w:r>
       <w:r>
         <w:rPr>
@@ -10519,7 +10519,7 @@
           <w:color w:val="333333"/>
           <w:sz w:val="21"/>
         </w:rPr>
-        <w:t xml:space="preserve">Hitung k=(1/10)·np.log(70/50) dari data; untuk bisection, definisikan f(t)=30+70·np.exp(-k*t)-50, cari akar dengan menyempitkan interval [lo,hi] berdasarkan tanda f(lo)·f(mid).</w:t>
+        <w:t>Hitung k=(1/10)*np.log(70/50) dari data; untuk bisection, definisikan f(t)=30+70*np.exp(-k*t)-50, cari akar dengan menyempitkan interval [lo,hi] berdasarkan tanda f(lo)*f(mid).</w:t>
       </w:r>
     </w:p>
     <w:p>
@@ -11041,7 +11041,7 @@
           <w:color w:val="333333"/>
           <w:sz w:val="21"/>
         </w:rPr>
-        <w:t xml:space="preserve">Hitung z=np.log(np.array(T)-20) untuk ketiga titik, hitung rata-rata t̄ dan z̄, lalu slope=sum((t-t̄)·(z-z̄))/sum((t-t̄)**2); k=-slope, lalu T(20)=20+(T0-20)·np.exp(-k*20).</w:t>
+        <w:t>Hitung z=np.log(np.array(T)-20) untuk ketiga titik, hitung rata-rata t̄ dan z̄, lalu slope=sum((t-t̄)*(z-z̄))/sum((t-t̄)**2); k=-slope, lalu T(20)=20+(T0-20)*np.exp(-k*20).</w:t>
       </w:r>
     </w:p>
     <w:p>

--- a/Engineering-Mathematics/Modul-Word/Modul-2-PD-Variabel-Terpisah.docx
+++ b/Engineering-Mathematics/Modul-Word/Modul-2-PD-Variabel-Terpisah.docx
@@ -2923,8 +2923,11 @@
     </w:p>
     <w:p>
       <w:pPr>
+        <w:tabs>
+          <w:tab w:val="center" w:pos="4393"/>
+          <w:tab w:val="right" w:pos="8787"/>
+        </w:tabs>
         <w:spacing w:before="40" w:after="120"/>
-        <w:jc w:val="center"/>
       </w:pPr>
       <w:r>
         <w:rPr>
@@ -2934,7 +2937,7 @@
           <w:color w:val="305496"/>
           <w:sz w:val="22"/>
         </w:rPr>
-        <w:t>g(y)·y' = f(x)  ⟹  g(y)·dy = f(x)·dx  ⟹  ∫g(y) dy = ∫f(x) dx + C</w:t>
+        <w:tab/>
       </w:r>
       <w:r>
         <w:rPr>
@@ -2944,7 +2947,18 @@
           <w:color w:val="305496"/>
           <w:sz w:val="22"/>
         </w:rPr>
-        <w:t xml:space="preserve">   (1)</w:t>
+        <w:t>g(y)·y' = f(x)  ⟹  g(y)·dy = f(x)·dx  ⟹  ∫g(y) dy = ∫f(x) dx + C</w:t>
+      </w:r>
+      <w:r>
+        <w:rPr>
+          <w:rFonts w:ascii="Arial" w:hAnsi="Arial" w:cs="Arial"/>
+          <w:b/>
+          <w:i/>
+          <w:color w:val="305496"/>
+          <w:sz w:val="22"/>
+        </w:rPr>
+        <w:tab/>
+        <w:t xml:space="preserve">(1)</w:t>
       </w:r>
     </w:p>
     <w:p>
@@ -3178,8 +3192,11 @@
     </w:p>
     <w:p>
       <w:pPr>
+        <w:tabs>
+          <w:tab w:val="center" w:pos="4393"/>
+          <w:tab w:val="right" w:pos="8787"/>
+        </w:tabs>
         <w:spacing w:before="40" w:after="120"/>
-        <w:jc w:val="center"/>
       </w:pPr>
       <w:r>
         <w:rPr>
@@ -3189,7 +3206,7 @@
           <w:color w:val="305496"/>
           <w:sz w:val="22"/>
         </w:rPr>
-        <w:t xml:space="preserve">f1(x)/</w:t>
+        <w:tab/>
       </w:r>
       <w:r>
         <w:rPr>
@@ -3199,7 +3216,7 @@
           <w:color w:val="305496"/>
           <w:sz w:val="22"/>
         </w:rPr>
-        <w:t xml:space="preserve">f</w:t>
+        <w:t xml:space="preserve">f1(x)/</w:t>
       </w:r>
       <w:r>
         <w:rPr>
@@ -3208,9 +3225,8 @@
           <w:i/>
           <w:color w:val="305496"/>
           <w:sz w:val="22"/>
-          <w:vertAlign w:val="subscript"/>
-        </w:rPr>
-        <w:t xml:space="preserve">2</w:t>
+        </w:rPr>
+        <w:t xml:space="preserve">f</w:t>
       </w:r>
       <w:r>
         <w:rPr>
@@ -3219,8 +3235,9 @@
           <w:i/>
           <w:color w:val="305496"/>
           <w:sz w:val="22"/>
-        </w:rPr>
-        <w:t xml:space="preserve">(x) dx + </w:t>
+          <w:vertAlign w:val="subscript"/>
+        </w:rPr>
+        <w:t xml:space="preserve">2</w:t>
       </w:r>
       <w:r>
         <w:rPr>
@@ -3230,7 +3247,7 @@
           <w:color w:val="305496"/>
           <w:sz w:val="22"/>
         </w:rPr>
-        <w:t xml:space="preserve">g</w:t>
+        <w:t xml:space="preserve">(x) dx + </w:t>
       </w:r>
       <w:r>
         <w:rPr>
@@ -3239,9 +3256,8 @@
           <w:i/>
           <w:color w:val="305496"/>
           <w:sz w:val="22"/>
-          <w:vertAlign w:val="subscript"/>
-        </w:rPr>
-        <w:t xml:space="preserve">2</w:t>
+        </w:rPr>
+        <w:t xml:space="preserve">g</w:t>
       </w:r>
       <w:r>
         <w:rPr>
@@ -3250,8 +3266,9 @@
           <w:i/>
           <w:color w:val="305496"/>
           <w:sz w:val="22"/>
-        </w:rPr>
-        <w:t xml:space="preserve">(y)/</w:t>
+          <w:vertAlign w:val="subscript"/>
+        </w:rPr>
+        <w:t xml:space="preserve">2</w:t>
       </w:r>
       <w:r>
         <w:rPr>
@@ -3261,7 +3278,7 @@
           <w:color w:val="305496"/>
           <w:sz w:val="22"/>
         </w:rPr>
-        <w:t xml:space="preserve">g</w:t>
+        <w:t xml:space="preserve">(y)/</w:t>
       </w:r>
       <w:r>
         <w:rPr>
@@ -3270,9 +3287,8 @@
           <w:i/>
           <w:color w:val="305496"/>
           <w:sz w:val="22"/>
-          <w:vertAlign w:val="subscript"/>
-        </w:rPr>
-        <w:t xml:space="preserve">1</w:t>
+        </w:rPr>
+        <w:t xml:space="preserve">g</w:t>
       </w:r>
       <w:r>
         <w:rPr>
@@ -3281,8 +3297,9 @@
           <w:i/>
           <w:color w:val="305496"/>
           <w:sz w:val="22"/>
-        </w:rPr>
-        <w:t xml:space="preserve">(y) dy = 0  ⟹  ∫f1(x)/</w:t>
+          <w:vertAlign w:val="subscript"/>
+        </w:rPr>
+        <w:t xml:space="preserve">1</w:t>
       </w:r>
       <w:r>
         <w:rPr>
@@ -3292,7 +3309,7 @@
           <w:color w:val="305496"/>
           <w:sz w:val="22"/>
         </w:rPr>
-        <w:t xml:space="preserve">f</w:t>
+        <w:t xml:space="preserve">(y) dy = 0  ⟹  ∫f1(x)/</w:t>
       </w:r>
       <w:r>
         <w:rPr>
@@ -3301,9 +3318,8 @@
           <w:i/>
           <w:color w:val="305496"/>
           <w:sz w:val="22"/>
-          <w:vertAlign w:val="subscript"/>
-        </w:rPr>
-        <w:t xml:space="preserve">2</w:t>
+        </w:rPr>
+        <w:t xml:space="preserve">f</w:t>
       </w:r>
       <w:r>
         <w:rPr>
@@ -3312,8 +3328,9 @@
           <w:i/>
           <w:color w:val="305496"/>
           <w:sz w:val="22"/>
-        </w:rPr>
-        <w:t xml:space="preserve">(x) dx + ∫g2(y)/</w:t>
+          <w:vertAlign w:val="subscript"/>
+        </w:rPr>
+        <w:t xml:space="preserve">2</w:t>
       </w:r>
       <w:r>
         <w:rPr>
@@ -3323,7 +3340,7 @@
           <w:color w:val="305496"/>
           <w:sz w:val="22"/>
         </w:rPr>
-        <w:t xml:space="preserve">g</w:t>
+        <w:t xml:space="preserve">(x) dx + ∫g2(y)/</w:t>
       </w:r>
       <w:r>
         <w:rPr>
@@ -3332,9 +3349,8 @@
           <w:i/>
           <w:color w:val="305496"/>
           <w:sz w:val="22"/>
-          <w:vertAlign w:val="subscript"/>
-        </w:rPr>
-        <w:t xml:space="preserve">1</w:t>
+        </w:rPr>
+        <w:t xml:space="preserve">g</w:t>
       </w:r>
       <w:r>
         <w:rPr>
@@ -3343,8 +3359,9 @@
           <w:i/>
           <w:color w:val="305496"/>
           <w:sz w:val="22"/>
-        </w:rPr>
-        <w:t xml:space="preserve">(y) dy = c</w:t>
+          <w:vertAlign w:val="subscript"/>
+        </w:rPr>
+        <w:t xml:space="preserve">1</w:t>
       </w:r>
       <w:r>
         <w:rPr>
@@ -3354,7 +3371,18 @@
           <w:color w:val="305496"/>
           <w:sz w:val="22"/>
         </w:rPr>
-        <w:t xml:space="preserve">   (2)</w:t>
+        <w:t xml:space="preserve">(y) dy = c</w:t>
+      </w:r>
+      <w:r>
+        <w:rPr>
+          <w:rFonts w:ascii="Arial" w:hAnsi="Arial" w:cs="Arial"/>
+          <w:b/>
+          <w:i/>
+          <w:color w:val="305496"/>
+          <w:sz w:val="22"/>
+        </w:rPr>
+        <w:tab/>
+        <w:t xml:space="preserve">(2)</w:t>
       </w:r>
     </w:p>
     <w:p>
@@ -4158,8 +4186,11 @@
     </w:p>
     <w:p>
       <w:pPr>
+        <w:tabs>
+          <w:tab w:val="center" w:pos="4393"/>
+          <w:tab w:val="right" w:pos="8787"/>
+        </w:tabs>
         <w:spacing w:before="40" w:after="120"/>
-        <w:jc w:val="center"/>
       </w:pPr>
       <w:r>
         <w:rPr>
@@ -4169,7 +4200,7 @@
           <w:color w:val="305496"/>
           <w:sz w:val="22"/>
         </w:rPr>
-        <w:t>1. Pisahkan: g(y) dy = f(x) dx      2. Integrasikan: ∫g(y) dy = ∫f(x) dx + C      3. Sederhanakan: y = ...</w:t>
+        <w:tab/>
       </w:r>
       <w:r>
         <w:rPr>
@@ -4179,7 +4210,18 @@
           <w:color w:val="305496"/>
           <w:sz w:val="22"/>
         </w:rPr>
-        <w:t xml:space="preserve">   (3)</w:t>
+        <w:t>1. Pisahkan: g(y) dy = f(x) dx      2. Integrasikan: ∫g(y) dy = ∫f(x) dx + C      3. Sederhanakan: y = ...</w:t>
+      </w:r>
+      <w:r>
+        <w:rPr>
+          <w:rFonts w:ascii="Arial" w:hAnsi="Arial" w:cs="Arial"/>
+          <w:b/>
+          <w:i/>
+          <w:color w:val="305496"/>
+          <w:sz w:val="22"/>
+        </w:rPr>
+        <w:tab/>
+        <w:t xml:space="preserve">(3)</w:t>
       </w:r>
     </w:p>
     <w:p>
@@ -4622,8 +4664,11 @@
     </w:p>
     <w:p>
       <w:pPr>
+        <w:tabs>
+          <w:tab w:val="center" w:pos="4393"/>
+          <w:tab w:val="right" w:pos="8787"/>
+        </w:tabs>
         <w:spacing w:before="40" w:after="120"/>
-        <w:jc w:val="center"/>
       </w:pPr>
       <w:r>
         <w:rPr>
@@ -4633,7 +4678,7 @@
           <w:color w:val="305496"/>
           <w:sz w:val="22"/>
         </w:rPr>
-        <w:t xml:space="preserve">✓ Solusi Umum:   y = </w:t>
+        <w:tab/>
       </w:r>
       <w:r>
         <w:rPr>
@@ -4643,7 +4688,7 @@
           <w:color w:val="305496"/>
           <w:sz w:val="22"/>
         </w:rPr>
-        <w:t xml:space="preserve">C</w:t>
+        <w:t xml:space="preserve">✓ Solusi Umum:   y = </w:t>
       </w:r>
       <w:r>
         <w:rPr>
@@ -4652,9 +4697,8 @@
           <w:i/>
           <w:color w:val="305496"/>
           <w:sz w:val="22"/>
-          <w:vertAlign w:val="subscript"/>
-        </w:rPr>
-        <w:t xml:space="preserve">1</w:t>
+        </w:rPr>
+        <w:t xml:space="preserve">C</w:t>
       </w:r>
       <w:r>
         <w:rPr>
@@ -4663,8 +4707,9 @@
           <w:i/>
           <w:color w:val="305496"/>
           <w:sz w:val="22"/>
-        </w:rPr>
-        <w:t xml:space="preserve"> · e</w:t>
+          <w:vertAlign w:val="subscript"/>
+        </w:rPr>
+        <w:t xml:space="preserve">1</w:t>
       </w:r>
       <w:r>
         <w:rPr>
@@ -4673,9 +4718,8 @@
           <w:i/>
           <w:color w:val="305496"/>
           <w:sz w:val="22"/>
-          <w:vertAlign w:val="superscript"/>
-        </w:rPr>
-        <w:t xml:space="preserve">x²</w:t>
+        </w:rPr>
+        <w:t xml:space="preserve"> · e</w:t>
       </w:r>
       <w:r>
         <w:rPr>
@@ -4684,8 +4728,20 @@
           <w:i/>
           <w:color w:val="305496"/>
           <w:sz w:val="22"/>
-        </w:rPr>
-        <w:t xml:space="preserve">   (4)</w:t>
+          <w:vertAlign w:val="superscript"/>
+        </w:rPr>
+        <w:t xml:space="preserve">x²</w:t>
+      </w:r>
+      <w:r>
+        <w:rPr>
+          <w:rFonts w:ascii="Arial" w:hAnsi="Arial" w:cs="Arial"/>
+          <w:b/>
+          <w:i/>
+          <w:color w:val="305496"/>
+          <w:sz w:val="22"/>
+        </w:rPr>
+        <w:tab/>
+        <w:t xml:space="preserve">(4)</w:t>
       </w:r>
     </w:p>
     <w:p>
@@ -4751,8 +4807,11 @@
     </w:p>
     <w:p>
       <w:pPr>
+        <w:tabs>
+          <w:tab w:val="center" w:pos="4393"/>
+          <w:tab w:val="right" w:pos="8787"/>
+        </w:tabs>
         <w:spacing w:before="40" w:after="120"/>
-        <w:jc w:val="center"/>
       </w:pPr>
       <w:r>
         <w:rPr>
@@ -4762,7 +4821,7 @@
           <w:color w:val="305496"/>
           <w:sz w:val="22"/>
         </w:rPr>
-        <w:t xml:space="preserve">✓ Solusi Umum:   y = </w:t>
+        <w:tab/>
       </w:r>
       <w:r>
         <w:rPr>
@@ -4772,7 +4831,7 @@
           <w:color w:val="305496"/>
           <w:sz w:val="22"/>
         </w:rPr>
-        <w:t xml:space="preserve">C</w:t>
+        <w:t xml:space="preserve">✓ Solusi Umum:   y = </w:t>
       </w:r>
       <w:r>
         <w:rPr>
@@ -4781,9 +4840,8 @@
           <w:i/>
           <w:color w:val="305496"/>
           <w:sz w:val="22"/>
-          <w:vertAlign w:val="subscript"/>
-        </w:rPr>
-        <w:t xml:space="preserve">1</w:t>
+        </w:rPr>
+        <w:t xml:space="preserve">C</w:t>
       </w:r>
       <w:r>
         <w:rPr>
@@ -4792,8 +4850,9 @@
           <w:i/>
           <w:color w:val="305496"/>
           <w:sz w:val="22"/>
-        </w:rPr>
-        <w:t xml:space="preserve"> · e</w:t>
+          <w:vertAlign w:val="subscript"/>
+        </w:rPr>
+        <w:t xml:space="preserve">1</w:t>
       </w:r>
       <w:r>
         <w:rPr>
@@ -4802,9 +4861,8 @@
           <w:i/>
           <w:color w:val="305496"/>
           <w:sz w:val="22"/>
-          <w:vertAlign w:val="superscript"/>
-        </w:rPr>
-        <w:t xml:space="preserve">x²/2</w:t>
+        </w:rPr>
+        <w:t xml:space="preserve"> · e</w:t>
       </w:r>
       <w:r>
         <w:rPr>
@@ -4813,8 +4871,9 @@
           <w:i/>
           <w:color w:val="305496"/>
           <w:sz w:val="22"/>
-        </w:rPr>
-        <w:t xml:space="preserve"> − 1</w:t>
+          <w:vertAlign w:val="superscript"/>
+        </w:rPr>
+        <w:t xml:space="preserve">x²/2</w:t>
       </w:r>
       <w:r>
         <w:rPr>
@@ -4824,7 +4883,18 @@
           <w:color w:val="305496"/>
           <w:sz w:val="22"/>
         </w:rPr>
-        <w:t xml:space="preserve">   (5)</w:t>
+        <w:t xml:space="preserve"> − 1</w:t>
+      </w:r>
+      <w:r>
+        <w:rPr>
+          <w:rFonts w:ascii="Arial" w:hAnsi="Arial" w:cs="Arial"/>
+          <w:b/>
+          <w:i/>
+          <w:color w:val="305496"/>
+          <w:sz w:val="22"/>
+        </w:rPr>
+        <w:tab/>
+        <w:t xml:space="preserve">(5)</w:t>
       </w:r>
     </w:p>
     <w:p>
@@ -4862,8 +4932,11 @@
     </w:p>
     <w:p>
       <w:pPr>
+        <w:tabs>
+          <w:tab w:val="center" w:pos="4393"/>
+          <w:tab w:val="right" w:pos="8787"/>
+        </w:tabs>
         <w:spacing w:before="40" w:after="120"/>
-        <w:jc w:val="center"/>
       </w:pPr>
       <w:r>
         <w:rPr>
@@ -4873,7 +4946,7 @@
           <w:color w:val="305496"/>
           <w:sz w:val="22"/>
         </w:rPr>
-        <w:t xml:space="preserve">✓ Solusi Umum:   (1+sin²x) · e</w:t>
+        <w:tab/>
       </w:r>
       <w:r>
         <w:rPr>
@@ -4882,9 +4955,8 @@
           <w:i/>
           <w:color w:val="305496"/>
           <w:sz w:val="22"/>
-          <w:vertAlign w:val="superscript"/>
-        </w:rPr>
-        <w:t xml:space="preserve">y</w:t>
+        </w:rPr>
+        <w:t xml:space="preserve">✓ Solusi Umum:   (1+sin²x) · e</w:t>
       </w:r>
       <w:r>
         <w:rPr>
@@ -4893,8 +4965,9 @@
           <w:i/>
           <w:color w:val="305496"/>
           <w:sz w:val="22"/>
-        </w:rPr>
-        <w:t xml:space="preserve"> / (1+y) = c</w:t>
+          <w:vertAlign w:val="superscript"/>
+        </w:rPr>
+        <w:t xml:space="preserve">y</w:t>
       </w:r>
       <w:r>
         <w:rPr>
@@ -4904,7 +4977,18 @@
           <w:color w:val="305496"/>
           <w:sz w:val="22"/>
         </w:rPr>
-        <w:t xml:space="preserve">   (6)</w:t>
+        <w:t xml:space="preserve"> / (1+y) = c</w:t>
+      </w:r>
+      <w:r>
+        <w:rPr>
+          <w:rFonts w:ascii="Arial" w:hAnsi="Arial" w:cs="Arial"/>
+          <w:b/>
+          <w:i/>
+          <w:color w:val="305496"/>
+          <w:sz w:val="22"/>
+        </w:rPr>
+        <w:tab/>
+        <w:t xml:space="preserve">(6)</w:t>
       </w:r>
     </w:p>
     <w:p>
@@ -5078,8 +5162,11 @@
     </w:p>
     <w:p>
       <w:pPr>
+        <w:tabs>
+          <w:tab w:val="center" w:pos="4393"/>
+          <w:tab w:val="right" w:pos="8787"/>
+        </w:tabs>
         <w:spacing w:before="40" w:after="120"/>
-        <w:jc w:val="center"/>
       </w:pPr>
       <w:r>
         <w:rPr>
@@ -5089,7 +5176,7 @@
           <w:color w:val="305496"/>
           <w:sz w:val="22"/>
         </w:rPr>
-        <w:t xml:space="preserve">✓ Solusi Khusus:   y = 5 · e</w:t>
+        <w:tab/>
       </w:r>
       <w:r>
         <w:rPr>
@@ -5098,9 +5185,8 @@
           <w:i/>
           <w:color w:val="305496"/>
           <w:sz w:val="22"/>
-          <w:vertAlign w:val="superscript"/>
-        </w:rPr>
-        <w:t xml:space="preserve">−2x</w:t>
+        </w:rPr>
+        <w:t xml:space="preserve">✓ Solusi Khusus:   y = 5 · e</w:t>
       </w:r>
       <w:r>
         <w:rPr>
@@ -5109,8 +5195,20 @@
           <w:i/>
           <w:color w:val="305496"/>
           <w:sz w:val="22"/>
-        </w:rPr>
-        <w:t xml:space="preserve">   (7)</w:t>
+          <w:vertAlign w:val="superscript"/>
+        </w:rPr>
+        <w:t xml:space="preserve">−2x</w:t>
+      </w:r>
+      <w:r>
+        <w:rPr>
+          <w:rFonts w:ascii="Arial" w:hAnsi="Arial" w:cs="Arial"/>
+          <w:b/>
+          <w:i/>
+          <w:color w:val="305496"/>
+          <w:sz w:val="22"/>
+        </w:rPr>
+        <w:tab/>
+        <w:t xml:space="preserve">(7)</w:t>
       </w:r>
     </w:p>
     <w:p>
@@ -5223,8 +5321,11 @@
     </w:p>
     <w:p>
       <w:pPr>
+        <w:tabs>
+          <w:tab w:val="center" w:pos="4393"/>
+          <w:tab w:val="right" w:pos="8787"/>
+        </w:tabs>
         <w:spacing w:before="40" w:after="120"/>
-        <w:jc w:val="center"/>
       </w:pPr>
       <w:r>
         <w:rPr>
@@ -5234,7 +5335,7 @@
           <w:color w:val="305496"/>
           <w:sz w:val="22"/>
         </w:rPr>
-        <w:t>dT/dt = −k · (T − Tm)      T(t) = suhu benda, Tm = suhu lingkungan, k &gt; 0 = konstanta pendinginan</w:t>
+        <w:tab/>
       </w:r>
       <w:r>
         <w:rPr>
@@ -5244,7 +5345,18 @@
           <w:color w:val="305496"/>
           <w:sz w:val="22"/>
         </w:rPr>
-        <w:t xml:space="preserve">   (8)</w:t>
+        <w:t>dT/dt = −k · (T − Tm)      T(t) = suhu benda, Tm = suhu lingkungan, k &gt; 0 = konstanta pendinginan</w:t>
+      </w:r>
+      <w:r>
+        <w:rPr>
+          <w:rFonts w:ascii="Arial" w:hAnsi="Arial" w:cs="Arial"/>
+          <w:b/>
+          <w:i/>
+          <w:color w:val="305496"/>
+          <w:sz w:val="22"/>
+        </w:rPr>
+        <w:tab/>
+        <w:t xml:space="preserve">(8)</w:t>
       </w:r>
     </w:p>
     <w:p>
@@ -5338,8 +5450,11 @@
     </w:p>
     <w:p>
       <w:pPr>
+        <w:tabs>
+          <w:tab w:val="center" w:pos="4393"/>
+          <w:tab w:val="right" w:pos="8787"/>
+        </w:tabs>
         <w:spacing w:before="40" w:after="120"/>
-        <w:jc w:val="center"/>
       </w:pPr>
       <w:r>
         <w:rPr>
@@ -5349,7 +5464,7 @@
           <w:color w:val="305496"/>
           <w:sz w:val="22"/>
         </w:rPr>
-        <w:t xml:space="preserve">✓ Solusi Khusus:   T(t) = 20 + 80 · e</w:t>
+        <w:tab/>
       </w:r>
       <w:r>
         <w:rPr>
@@ -5358,9 +5473,8 @@
           <w:i/>
           <w:color w:val="305496"/>
           <w:sz w:val="22"/>
-          <w:vertAlign w:val="superscript"/>
-        </w:rPr>
-        <w:t xml:space="preserve">−0,1t</w:t>
+        </w:rPr>
+        <w:t xml:space="preserve">✓ Solusi Khusus:   T(t) = 20 + 80 · e</w:t>
       </w:r>
       <w:r>
         <w:rPr>
@@ -5369,8 +5483,20 @@
           <w:i/>
           <w:color w:val="305496"/>
           <w:sz w:val="22"/>
-        </w:rPr>
-        <w:t xml:space="preserve">   (9)</w:t>
+          <w:vertAlign w:val="superscript"/>
+        </w:rPr>
+        <w:t xml:space="preserve">−0,1t</w:t>
+      </w:r>
+      <w:r>
+        <w:rPr>
+          <w:rFonts w:ascii="Arial" w:hAnsi="Arial" w:cs="Arial"/>
+          <w:b/>
+          <w:i/>
+          <w:color w:val="305496"/>
+          <w:sz w:val="22"/>
+        </w:rPr>
+        <w:tab/>
+        <w:t xml:space="preserve">(9)</w:t>
       </w:r>
     </w:p>
     <w:p>
@@ -5501,8 +5627,11 @@
     </w:p>
     <w:p>
       <w:pPr>
+        <w:tabs>
+          <w:tab w:val="center" w:pos="4393"/>
+          <w:tab w:val="right" w:pos="8787"/>
+        </w:tabs>
         <w:spacing w:before="40" w:after="120"/>
-        <w:jc w:val="center"/>
       </w:pPr>
       <w:r>
         <w:rPr>
@@ -5512,7 +5641,7 @@
           <w:color w:val="305496"/>
           <w:sz w:val="22"/>
         </w:rPr>
-        <w:t>✓ T(20) ≈ 65,75°C,   t(T=50°C) ≈ 37 menit,   Tasimptot = 30°C</w:t>
+        <w:tab/>
       </w:r>
       <w:r>
         <w:rPr>
@@ -5522,7 +5651,18 @@
           <w:color w:val="305496"/>
           <w:sz w:val="22"/>
         </w:rPr>
-        <w:t xml:space="preserve">   (10)</w:t>
+        <w:t>✓ T(20) ≈ 65,75°C,   t(T=50°C) ≈ 37 menit,   Tasimptot = 30°C</w:t>
+      </w:r>
+      <w:r>
+        <w:rPr>
+          <w:rFonts w:ascii="Arial" w:hAnsi="Arial" w:cs="Arial"/>
+          <w:b/>
+          <w:i/>
+          <w:color w:val="305496"/>
+          <w:sz w:val="22"/>
+        </w:rPr>
+        <w:tab/>
+        <w:t xml:space="preserve">(10)</w:t>
       </w:r>
     </w:p>
     <w:p>

--- a/Engineering-Mathematics/Modul-Word/Modul-2-PD-Variabel-Terpisah.docx
+++ b/Engineering-Mathematics/Modul-Word/Modul-2-PD-Variabel-Terpisah.docx
@@ -2579,45 +2579,65 @@
     <w:p>
       <w:pPr>
         <w:pBdr>
-          <w:top w:val="single" w:sz="8" w:space="6" w:color="2E9E6B"/>
-          <w:left w:val="single" w:sz="8" w:space="6" w:color="2E9E6B"/>
-          <w:bottom w:val="single" w:sz="8" w:space="6" w:color="2E9E6B"/>
-          <w:right w:val="single" w:sz="8" w:space="6" w:color="2E9E6B"/>
+          <w:top w:val="single" w:sz="6" w:space="10" w:color="BFE3D0"/>
+          <w:left w:val="single" w:sz="24" w:space="12" w:color="1F7A55"/>
+          <w:bottom w:val="single" w:sz="6" w:space="10" w:color="BFE3D0"/>
+          <w:right w:val="single" w:sz="6" w:space="10" w:color="BFE3D0"/>
         </w:pBdr>
-        <w:shd w:val="clear" w:fill="EAF7F0"/>
-        <w:spacing w:before="80" w:after="240"/>
-      </w:pPr>
-      <w:r>
-        <w:rPr>
-          <w:rFonts w:ascii="Arial" w:hAnsi="Arial" w:cs="Arial"/>
-          <w:b/>
-          <w:i w:val="0"/>
-          <w:color w:val="1F3864"/>
-          <w:sz w:val="21"/>
-        </w:rPr>
-        <w:t xml:space="preserve">🔗 Modul Interaktif: </w:t>
+        <w:shd w:val="clear" w:fill="F1FAF5"/>
+        <w:spacing w:before="140" w:after="60" w:line="264" w:lineRule="auto"/>
+        <w:ind w:left="170" w:right="170"/>
+        <w:jc w:val="left"/>
+      </w:pPr>
+      <w:r>
+        <w:rPr>
+          <w:rFonts w:ascii="Arial" w:hAnsi="Arial" w:cs="Arial"/>
+          <w:b/>
+          <w:i w:val="0"/>
+          <w:color w:val="1F7A55"/>
+          <w:sz w:val="17"/>
+          <w:spacing w:val="30"/>
+        </w:rPr>
+        <w:t xml:space="preserve">🔗 MODUL INTERAKTIF</w:t>
+      </w:r>
+      <w:r>
+        <w:br/>
       </w:r>
       <w:hyperlink r:id="rId19">
         <w:r>
           <w:rPr>
             <w:rFonts w:ascii="Arial" w:hAnsi="Arial" w:cs="Arial"/>
-            <w:sz w:val="22"/>
+            <w:b/>
             <w:color w:val="0563C1"/>
+            <w:sz w:val="20"/>
             <w:u w:val="single"/>
-            <w:b/>
           </w:rPr>
           <w:t xml:space="preserve">https://dedik-romahadi.github.io/Mechanical-Engineering-Courses/Engineering-Mathematics/Modul/Modul-2.html</w:t>
         </w:r>
       </w:hyperlink>
-      <w:r>
-        <w:rPr>
-          <w:rFonts w:ascii="Arial" w:hAnsi="Arial" w:cs="Arial"/>
-          <w:b w:val="0"/>
-          <w:i w:val="0"/>
-          <w:color w:val="333333"/>
-          <w:sz w:val="20"/>
-        </w:rPr>
-        <w:t>. Pada layar masuk, pilih tombol “👁️ Mode Preview (Tanpa Login)” untuk melihat modul lengkap (animasi, kalkulator interaktif, editor kode Python langsung di browser) tanpa perlu akun. Soal pada Mode Preview bersifat tampilan saja; jawaban benar/salah dan poin tidak aktif.</w:t>
+    </w:p>
+    <w:p>
+      <w:pPr>
+        <w:pBdr>
+          <w:top w:val="single" w:sz="6" w:space="10" w:color="BFE3D0"/>
+          <w:left w:val="single" w:sz="24" w:space="12" w:color="1F7A55"/>
+          <w:bottom w:val="single" w:sz="6" w:space="10" w:color="BFE3D0"/>
+          <w:right w:val="single" w:sz="6" w:space="10" w:color="BFE3D0"/>
+        </w:pBdr>
+        <w:shd w:val="clear" w:fill="F1FAF5"/>
+        <w:spacing w:before="0" w:after="140" w:line="264" w:lineRule="auto"/>
+        <w:ind w:left="170" w:right="170"/>
+        <w:jc w:val="left"/>
+      </w:pPr>
+      <w:r>
+        <w:rPr>
+          <w:rFonts w:ascii="Arial" w:hAnsi="Arial" w:cs="Arial"/>
+          <w:b w:val="0"/>
+          <w:i w:val="0"/>
+          <w:color w:val="44525F"/>
+          <w:sz w:val="19"/>
+        </w:rPr>
+        <w:t xml:space="preserve">Pada layar masuk, pilih tombol “👁️ Mode Preview (Tanpa Login)” untuk melihat modul lengkap (animasi, kalkulator interaktif, editor kode Python langsung di browser) tanpa perlu akun. Soal pada Mode Preview bersifat tampilan saja; jawaban benar/salah dan poin tidak aktif.</w:t>
       </w:r>
     </w:p>
     <w:p>
